--- a/會議記錄/2025.07.25.docx
+++ b/會議記錄/2025.07.25.docx
@@ -4,6 +4,9 @@
   <w:body>
     <w:p>
       <w:r>
+        <w:rPr>
+          <w:noProof/>
+        </w:rPr>
         <w:drawing>
           <wp:inline distT="0" distB="0" distL="0" distR="0" wp14:anchorId="7F6DEE52" wp14:editId="13395837">
             <wp:extent cx="5274310" cy="2816860"/>
@@ -83,11 +86,6 @@
     </w:p>
     <w:p/>
     <w:p>
-      <w:pPr>
-        <w:rPr>
-          <w:rFonts w:hint="eastAsia"/>
-        </w:rPr>
-      </w:pPr>
       <w:r>
         <w:rPr>
           <w:rFonts w:hint="eastAsia"/>
@@ -272,19 +270,215 @@
     </w:p>
     <w:p>
       <w:pPr>
+        <w:ind w:left="480"/>
+        <w:rPr>
+          <w:rFonts w:hint="eastAsia"/>
+        </w:rPr>
+      </w:pPr>
+    </w:p>
+    <w:p>
+      <w:pPr>
+        <w:ind w:left="480"/>
+      </w:pPr>
+      <w:r>
+        <w:rPr>
+          <w:rFonts w:hint="eastAsia"/>
+        </w:rPr>
+        <w:t>35:</w:t>
+      </w:r>
+      <w:r>
+        <w:br/>
+      </w:r>
+      <w:r>
+        <w:rPr>
+          <w:rFonts w:hint="eastAsia"/>
+        </w:rPr>
+        <w:t>1.</w:t>
+      </w:r>
+      <w:r>
+        <w:rPr>
+          <w:rFonts w:hint="eastAsia"/>
+        </w:rPr>
+        <w:t>主頁導</w:t>
+      </w:r>
+      <w:proofErr w:type="gramStart"/>
+      <w:r>
+        <w:rPr>
+          <w:rFonts w:hint="eastAsia"/>
+        </w:rPr>
+        <w:t>覽</w:t>
+      </w:r>
+      <w:proofErr w:type="gramEnd"/>
+      <w:r>
+        <w:rPr>
+          <w:rFonts w:hint="eastAsia"/>
+        </w:rPr>
+        <w:t>列的我要發文改成交流區</w:t>
+      </w:r>
+      <w:r>
+        <w:rPr>
+          <w:rFonts w:hint="eastAsia"/>
+        </w:rPr>
+        <w:t>(</w:t>
+      </w:r>
+      <w:r>
+        <w:rPr>
+          <w:rFonts w:hint="eastAsia"/>
+        </w:rPr>
+        <w:t>下拉式</w:t>
+      </w:r>
+      <w:r>
+        <w:rPr>
+          <w:rFonts w:hint="eastAsia"/>
+        </w:rPr>
+        <w:t xml:space="preserve"> </w:t>
+      </w:r>
+      <w:r>
+        <w:rPr>
+          <w:rFonts w:hint="eastAsia"/>
+        </w:rPr>
+        <w:t>分成我要發文</w:t>
+      </w:r>
+      <w:proofErr w:type="gramStart"/>
+      <w:r>
+        <w:rPr>
+          <w:rFonts w:hint="eastAsia"/>
+        </w:rPr>
+        <w:t>和貼文展示區</w:t>
+      </w:r>
+      <w:proofErr w:type="gramEnd"/>
+      <w:r>
+        <w:rPr>
+          <w:rFonts w:hint="eastAsia"/>
+        </w:rPr>
+        <w:t>)</w:t>
+      </w:r>
+    </w:p>
+    <w:p>
+      <w:pPr>
+        <w:pStyle w:val="a9"/>
+        <w:numPr>
+          <w:ilvl w:val="0"/>
+          <w:numId w:val="1"/>
+        </w:numPr>
+      </w:pPr>
+      <w:r>
+        <w:rPr>
+          <w:rFonts w:hint="eastAsia"/>
+        </w:rPr>
+        <w:t>主要功能導</w:t>
+      </w:r>
+      <w:proofErr w:type="gramStart"/>
+      <w:r>
+        <w:rPr>
+          <w:rFonts w:hint="eastAsia"/>
+        </w:rPr>
+        <w:t>覽</w:t>
+      </w:r>
+      <w:proofErr w:type="gramEnd"/>
+      <w:r>
+        <w:rPr>
+          <w:rFonts w:hint="eastAsia"/>
+        </w:rPr>
+        <w:t>社群改成交流區</w:t>
+      </w:r>
+      <w:r>
+        <w:rPr>
+          <w:rFonts w:hint="eastAsia"/>
+        </w:rPr>
+        <w:t xml:space="preserve"> </w:t>
+      </w:r>
+      <w:r>
+        <w:rPr>
+          <w:rFonts w:hint="eastAsia"/>
+        </w:rPr>
+        <w:t>可以</w:t>
+      </w:r>
+      <w:proofErr w:type="gramStart"/>
+      <w:r>
+        <w:rPr>
+          <w:rFonts w:hint="eastAsia"/>
+        </w:rPr>
+        <w:t>跳轉頁</w:t>
+      </w:r>
+      <w:proofErr w:type="gramEnd"/>
+      <w:r>
+        <w:rPr>
+          <w:rFonts w:hint="eastAsia"/>
+        </w:rPr>
+        <w:t>面</w:t>
+      </w:r>
+    </w:p>
+    <w:p>
+      <w:pPr>
+        <w:pStyle w:val="a9"/>
+        <w:numPr>
+          <w:ilvl w:val="0"/>
+          <w:numId w:val="1"/>
+        </w:numPr>
+      </w:pPr>
+      <w:proofErr w:type="gramStart"/>
+      <w:r>
+        <w:rPr>
+          <w:rFonts w:hint="eastAsia"/>
+        </w:rPr>
+        <w:t>貼文展示區</w:t>
+      </w:r>
+      <w:proofErr w:type="gramEnd"/>
+      <w:r>
+        <w:rPr>
+          <w:rFonts w:hint="eastAsia"/>
+        </w:rPr>
+        <w:t>頁面</w:t>
+      </w:r>
+      <w:r>
+        <w:rPr>
+          <w:rFonts w:hint="eastAsia"/>
+        </w:rPr>
+        <w:t xml:space="preserve"> </w:t>
+      </w:r>
+      <w:r>
+        <w:rPr>
+          <w:rFonts w:hint="eastAsia"/>
+        </w:rPr>
+        <w:t>如果有登入的話右上角可以顯示登入帳號</w:t>
+      </w:r>
+    </w:p>
+    <w:p>
+      <w:pPr>
+        <w:pStyle w:val="a9"/>
+        <w:numPr>
+          <w:ilvl w:val="0"/>
+          <w:numId w:val="1"/>
+        </w:numPr>
+        <w:rPr>
+          <w:rFonts w:hint="eastAsia"/>
+        </w:rPr>
+      </w:pPr>
+      <w:proofErr w:type="gramStart"/>
+      <w:r>
+        <w:rPr>
+          <w:rFonts w:hint="eastAsia"/>
+        </w:rPr>
+        <w:t>解決貼文展示區</w:t>
+      </w:r>
+      <w:proofErr w:type="gramEnd"/>
+      <w:r>
+        <w:rPr>
+          <w:rFonts w:hint="eastAsia"/>
+        </w:rPr>
+        <w:t>沒有顯示文章內容問題</w:t>
+      </w:r>
+    </w:p>
+    <w:p>
+      <w:pPr>
         <w:rPr>
           <w:rFonts w:hint="eastAsia"/>
         </w:rPr>
       </w:pPr>
     </w:p>
     <w:p/>
-    <w:p>
-      <w:pPr>
-        <w:rPr>
-          <w:rFonts w:hint="eastAsia"/>
-        </w:rPr>
-      </w:pPr>
-    </w:p>
+    <w:p/>
     <w:sectPr>
       <w:pgSz w:w="11906" w:h="16838"/>
       <w:pgMar w:top="1440" w:right="1800" w:bottom="1440" w:left="1800" w:header="851" w:footer="992" w:gutter="0"/>

--- a/會議記錄/2025.07.25.docx
+++ b/會議記錄/2025.07.25.docx
@@ -271,9 +271,6 @@
     <w:p>
       <w:pPr>
         <w:ind w:left="480"/>
-        <w:rPr>
-          <w:rFonts w:hint="eastAsia"/>
-        </w:rPr>
       </w:pPr>
     </w:p>
     <w:p>
@@ -451,9 +448,6 @@
           <w:ilvl w:val="0"/>
           <w:numId w:val="1"/>
         </w:numPr>
-        <w:rPr>
-          <w:rFonts w:hint="eastAsia"/>
-        </w:rPr>
       </w:pPr>
       <w:proofErr w:type="gramStart"/>
       <w:r>
@@ -470,14 +464,162 @@
         <w:t>沒有顯示文章內容問題</w:t>
       </w:r>
     </w:p>
-    <w:p>
-      <w:pPr>
-        <w:rPr>
-          <w:rFonts w:hint="eastAsia"/>
-        </w:rPr>
-      </w:pPr>
-    </w:p>
     <w:p/>
+    <w:p/>
+    <w:p/>
+    <w:p>
+      <w:r>
+        <w:rPr>
+          <w:rFonts w:hint="eastAsia"/>
+        </w:rPr>
+        <w:lastRenderedPageBreak/>
+        <w:t>42</w:t>
+      </w:r>
+    </w:p>
+    <w:p>
+      <w:pPr>
+        <w:pStyle w:val="a9"/>
+        <w:numPr>
+          <w:ilvl w:val="0"/>
+          <w:numId w:val="2"/>
+        </w:numPr>
+        <w:rPr>
+          <w:rFonts w:hint="eastAsia"/>
+        </w:rPr>
+      </w:pPr>
+      <w:r>
+        <w:rPr>
+          <w:rFonts w:hint="eastAsia"/>
+        </w:rPr>
+        <w:t>套管理員</w:t>
+      </w:r>
+      <w:r>
+        <w:rPr>
+          <w:rFonts w:hint="eastAsia"/>
+        </w:rPr>
+        <w:t>(</w:t>
+      </w:r>
+      <w:r>
+        <w:rPr>
+          <w:rFonts w:hint="eastAsia"/>
+        </w:rPr>
+        <w:t>修改教育網頁、最近警局、全台縣市的修改</w:t>
+      </w:r>
+      <w:r>
+        <w:rPr>
+          <w:rFonts w:hint="eastAsia"/>
+        </w:rPr>
+        <w:t>)</w:t>
+      </w:r>
+      <w:r>
+        <w:rPr>
+          <w:rFonts w:hint="eastAsia"/>
+        </w:rPr>
+        <w:t>頁面</w:t>
+      </w:r>
+    </w:p>
+    <w:p>
+      <w:pPr>
+        <w:pStyle w:val="a9"/>
+        <w:numPr>
+          <w:ilvl w:val="0"/>
+          <w:numId w:val="2"/>
+        </w:numPr>
+        <w:rPr>
+          <w:rFonts w:hint="eastAsia"/>
+        </w:rPr>
+      </w:pPr>
+      <w:r>
+        <w:rPr>
+          <w:rFonts w:hint="eastAsia"/>
+        </w:rPr>
+        <w:t>還有</w:t>
+      </w:r>
+      <w:r>
+        <w:rPr>
+          <w:rFonts w:hint="eastAsia"/>
+        </w:rPr>
+        <w:t>各自</w:t>
+      </w:r>
+      <w:r>
+        <w:rPr>
+          <w:rFonts w:hint="eastAsia"/>
+        </w:rPr>
+        <w:t>連接</w:t>
+      </w:r>
+      <w:r>
+        <w:rPr>
+          <w:rFonts w:hint="eastAsia"/>
+        </w:rPr>
+        <w:t>用戶和管理員</w:t>
+      </w:r>
+      <w:r>
+        <w:rPr>
+          <w:rFonts w:hint="eastAsia"/>
+        </w:rPr>
+        <w:t>主頁導</w:t>
+      </w:r>
+      <w:proofErr w:type="gramStart"/>
+      <w:r>
+        <w:rPr>
+          <w:rFonts w:hint="eastAsia"/>
+        </w:rPr>
+        <w:t>覽</w:t>
+      </w:r>
+      <w:proofErr w:type="gramEnd"/>
+      <w:r>
+        <w:rPr>
+          <w:rFonts w:hint="eastAsia"/>
+        </w:rPr>
+        <w:t>列</w:t>
+      </w:r>
+    </w:p>
+    <w:p>
+      <w:pPr>
+        <w:pStyle w:val="a9"/>
+        <w:numPr>
+          <w:ilvl w:val="0"/>
+          <w:numId w:val="2"/>
+        </w:numPr>
+        <w:rPr>
+          <w:rFonts w:hint="eastAsia"/>
+        </w:rPr>
+      </w:pPr>
+      <w:r>
+        <w:rPr>
+          <w:rFonts w:hint="eastAsia"/>
+        </w:rPr>
+        <w:t>讓使用者上傳事件時，有放照片上去時，照片自動人臉馬賽克</w:t>
+      </w:r>
+    </w:p>
+    <w:p>
+      <w:pPr>
+        <w:pStyle w:val="a9"/>
+        <w:numPr>
+          <w:ilvl w:val="0"/>
+          <w:numId w:val="2"/>
+        </w:numPr>
+        <w:rPr>
+          <w:rFonts w:hint="eastAsia"/>
+        </w:rPr>
+      </w:pPr>
+      <w:r>
+        <w:rPr>
+          <w:rFonts w:hint="eastAsia"/>
+        </w:rPr>
+        <w:t>人臉馬賽克嘗試連接使用者填寫的表單</w:t>
+      </w:r>
+    </w:p>
+    <w:p/>
+    <w:p/>
+    <w:p/>
+    <w:p>
+      <w:pPr>
+        <w:rPr>
+          <w:rFonts w:hint="eastAsia"/>
+        </w:rPr>
+      </w:pPr>
+    </w:p>
     <w:p/>
     <w:sectPr>
       <w:pgSz w:w="11906" w:h="16838"/>
@@ -542,6 +684,92 @@
 <file path=word/numbering.xml><?xml version="1.0" encoding="utf-8"?>
 <w:numbering xmlns:wpc="http://schemas.microsoft.com/office/word/2010/wordprocessingCanvas" xmlns:cx="http://schemas.microsoft.com/office/drawing/2014/chartex" xmlns:cx1="http://schemas.microsoft.com/office/drawing/2015/9/8/chartex" xmlns:cx2="http://schemas.microsoft.com/office/drawing/2015/10/21/chartex" xmlns:cx3="http://schemas.microsoft.com/office/drawing/2016/5/9/chartex" xmlns:cx4="http://schemas.microsoft.com/office/drawing/2016/5/10/chartex" xmlns:cx5="http://schemas.microsoft.com/office/drawing/2016/5/11/chartex" xmlns:cx6="http://schemas.microsoft.com/office/drawing/2016/5/12/chartex" xmlns:cx7="http://schemas.microsoft.com/office/drawing/2016/5/13/chartex" xmlns:cx8="http://schemas.microsoft.com/office/drawing/2016/5/14/chartex" xmlns:mc="http://schemas.openxmlformats.org/markup-compatibility/2006" xmlns:aink="http://schemas.microsoft.com/office/drawing/2016/ink" xmlns:am3d="http://schemas.microsoft.com/office/drawing/2017/model3d" xmlns:o="urn:schemas-microsoft-com:office:office" xmlns:oel="http://schemas.microsoft.com/office/2019/extlst" xmlns:r="http://schemas.openxmlformats.org/officeDocument/2006/relationships" xmlns:m="http://schemas.openxmlformats.org/officeDocument/2006/math" xmlns:v="urn:schemas-microsoft-com:vml" xmlns:wp14="http://schemas.microsoft.com/office/word/2010/wordprocessingDrawing" xmlns:wp="http://schemas.openxmlformats.org/drawingml/2006/wordprocessingDrawing" xmlns:w10="urn:schemas-microsoft-com:office:word" xmlns:w="http://schemas.openxmlformats.org/wordprocessingml/2006/main" xmlns:w14="http://schemas.microsoft.com/office/word/2010/wordml" xmlns:w15="http://schemas.microsoft.com/office/word/2012/wordml" xmlns:w16cex="http://schemas.microsoft.com/office/word/2018/wordml/cex" xmlns:w16cid="http://schemas.microsoft.com/office/word/2016/wordml/cid" xmlns:w16="http://schemas.microsoft.com/office/word/2018/wordml" xmlns:w16du="http://schemas.microsoft.com/office/word/2023/wordml/word16du" xmlns:w16sdtdh="http://schemas.microsoft.com/office/word/2020/wordml/sdtdatahash" xmlns:w16sdtfl="http://schemas.microsoft.com/office/word/2024/wordml/sdtformatlock" xmlns:w16se="http://schemas.microsoft.com/office/word/2015/wordml/symex" xmlns:wpg="http://schemas.microsoft.com/office/word/2010/wordprocessingGroup" xmlns:wpi="http://schemas.microsoft.com/office/word/2010/wordprocessingInk" xmlns:wne="http://schemas.microsoft.com/office/word/2006/wordml" xmlns:wps="http://schemas.microsoft.com/office/word/2010/wordprocessingShape" mc:Ignorable="w14 w15 w16se w16cid w16 w16cex w16sdtdh w16sdtfl w16du wp14">
   <w:abstractNum w:abstractNumId="0" w15:restartNumberingAfterBreak="0">
+    <w:nsid w:val="30404C0C"/>
+    <w:multiLevelType w:val="hybridMultilevel"/>
+    <w:tmpl w:val="39B8B7EE"/>
+    <w:lvl w:ilvl="0" w:tplc="0409000F">
+      <w:start w:val="1"/>
+      <w:numFmt w:val="decimal"/>
+      <w:lvlText w:val="%1."/>
+      <w:lvlJc w:val="left"/>
+      <w:pPr>
+        <w:ind w:left="480" w:hanging="480"/>
+      </w:pPr>
+    </w:lvl>
+    <w:lvl w:ilvl="1" w:tplc="04090019" w:tentative="1">
+      <w:start w:val="1"/>
+      <w:numFmt w:val="ideographTraditional"/>
+      <w:lvlText w:val="%2、"/>
+      <w:lvlJc w:val="left"/>
+      <w:pPr>
+        <w:ind w:left="960" w:hanging="480"/>
+      </w:pPr>
+    </w:lvl>
+    <w:lvl w:ilvl="2" w:tplc="0409001B" w:tentative="1">
+      <w:start w:val="1"/>
+      <w:numFmt w:val="lowerRoman"/>
+      <w:lvlText w:val="%3."/>
+      <w:lvlJc w:val="right"/>
+      <w:pPr>
+        <w:ind w:left="1440" w:hanging="480"/>
+      </w:pPr>
+    </w:lvl>
+    <w:lvl w:ilvl="3" w:tplc="0409000F" w:tentative="1">
+      <w:start w:val="1"/>
+      <w:numFmt w:val="decimal"/>
+      <w:lvlText w:val="%4."/>
+      <w:lvlJc w:val="left"/>
+      <w:pPr>
+        <w:ind w:left="1920" w:hanging="480"/>
+      </w:pPr>
+    </w:lvl>
+    <w:lvl w:ilvl="4" w:tplc="04090019" w:tentative="1">
+      <w:start w:val="1"/>
+      <w:numFmt w:val="ideographTraditional"/>
+      <w:lvlText w:val="%5、"/>
+      <w:lvlJc w:val="left"/>
+      <w:pPr>
+        <w:ind w:left="2400" w:hanging="480"/>
+      </w:pPr>
+    </w:lvl>
+    <w:lvl w:ilvl="5" w:tplc="0409001B" w:tentative="1">
+      <w:start w:val="1"/>
+      <w:numFmt w:val="lowerRoman"/>
+      <w:lvlText w:val="%6."/>
+      <w:lvlJc w:val="right"/>
+      <w:pPr>
+        <w:ind w:left="2880" w:hanging="480"/>
+      </w:pPr>
+    </w:lvl>
+    <w:lvl w:ilvl="6" w:tplc="0409000F" w:tentative="1">
+      <w:start w:val="1"/>
+      <w:numFmt w:val="decimal"/>
+      <w:lvlText w:val="%7."/>
+      <w:lvlJc w:val="left"/>
+      <w:pPr>
+        <w:ind w:left="3360" w:hanging="480"/>
+      </w:pPr>
+    </w:lvl>
+    <w:lvl w:ilvl="7" w:tplc="04090019" w:tentative="1">
+      <w:start w:val="1"/>
+      <w:numFmt w:val="ideographTraditional"/>
+      <w:lvlText w:val="%8、"/>
+      <w:lvlJc w:val="left"/>
+      <w:pPr>
+        <w:ind w:left="3840" w:hanging="480"/>
+      </w:pPr>
+    </w:lvl>
+    <w:lvl w:ilvl="8" w:tplc="0409001B" w:tentative="1">
+      <w:start w:val="1"/>
+      <w:numFmt w:val="lowerRoman"/>
+      <w:lvlText w:val="%9."/>
+      <w:lvlJc w:val="right"/>
+      <w:pPr>
+        <w:ind w:left="4320" w:hanging="480"/>
+      </w:pPr>
+    </w:lvl>
+  </w:abstractNum>
+  <w:abstractNum w:abstractNumId="1" w15:restartNumberingAfterBreak="0">
     <w:nsid w:val="535E0C69"/>
     <w:multiLevelType w:val="hybridMultilevel"/>
     <w:tmpl w:val="A39E7E56"/>
@@ -631,6 +859,9 @@
     </w:lvl>
   </w:abstractNum>
   <w:num w:numId="1" w16cid:durableId="1814788292">
+    <w:abstractNumId w:val="1"/>
+  </w:num>
+  <w:num w:numId="2" w16cid:durableId="886339929">
     <w:abstractNumId w:val="0"/>
   </w:num>
 </w:numbering>

--- a/會議記錄/2025.07.25.docx
+++ b/會議記錄/2025.07.25.docx
@@ -1,11 +1,14 @@
 
 <file path=word/document.xml><?xml version="1.0" encoding="utf-8"?>
-<w:document xmlns:wpc="http://schemas.microsoft.com/office/word/2010/wordprocessingCanvas" xmlns:mc="http://schemas.openxmlformats.org/markup-compatibility/2006" xmlns:o="urn:schemas-microsoft-com:office:office" xmlns:r="http://schemas.openxmlformats.org/officeDocument/2006/relationships" xmlns:m="http://schemas.openxmlformats.org/officeDocument/2006/math" xmlns:v="urn:schemas-microsoft-com:vml" xmlns:wp14="http://schemas.microsoft.com/office/word/2010/wordprocessingDrawing" xmlns:wp="http://schemas.openxmlformats.org/drawingml/2006/wordprocessingDrawing" xmlns:w="http://schemas.openxmlformats.org/wordprocessingml/2006/main" xmlns:w14="http://schemas.microsoft.com/office/word/2010/wordml" xmlns:w10="urn:schemas-microsoft-com:office:word" xmlns:w15="http://schemas.microsoft.com/office/word/2012/wordml" xmlns:wpg="http://schemas.microsoft.com/office/word/2010/wordprocessingGroup" xmlns:wpi="http://schemas.microsoft.com/office/word/2010/wordprocessingInk" xmlns:wne="http://schemas.microsoft.com/office/word/2006/wordml" xmlns:wps="http://schemas.microsoft.com/office/word/2010/wordprocessingShape" xmlns:wpsCustomData="http://www.wps.cn/officeDocument/2013/wpsCustomData" mc:Ignorable="w14 w15 wp14">
+<w:document xmlns:wpc="http://schemas.microsoft.com/office/word/2010/wordprocessingCanvas" xmlns:cx="http://schemas.microsoft.com/office/drawing/2014/chartex" xmlns:cx1="http://schemas.microsoft.com/office/drawing/2015/9/8/chartex" xmlns:cx2="http://schemas.microsoft.com/office/drawing/2015/10/21/chartex" xmlns:cx3="http://schemas.microsoft.com/office/drawing/2016/5/9/chartex" xmlns:cx4="http://schemas.microsoft.com/office/drawing/2016/5/10/chartex" xmlns:cx5="http://schemas.microsoft.com/office/drawing/2016/5/11/chartex" xmlns:cx6="http://schemas.microsoft.com/office/drawing/2016/5/12/chartex" xmlns:cx7="http://schemas.microsoft.com/office/drawing/2016/5/13/chartex" xmlns:cx8="http://schemas.microsoft.com/office/drawing/2016/5/14/chartex" xmlns:mc="http://schemas.openxmlformats.org/markup-compatibility/2006" xmlns:aink="http://schemas.microsoft.com/office/drawing/2016/ink" xmlns:am3d="http://schemas.microsoft.com/office/drawing/2017/model3d" xmlns:o="urn:schemas-microsoft-com:office:office" xmlns:oel="http://schemas.microsoft.com/office/2019/extlst" xmlns:r="http://schemas.openxmlformats.org/officeDocument/2006/relationships" xmlns:m="http://schemas.openxmlformats.org/officeDocument/2006/math" xmlns:v="urn:schemas-microsoft-com:vml" xmlns:wp14="http://schemas.microsoft.com/office/word/2010/wordprocessingDrawing" xmlns:wp="http://schemas.openxmlformats.org/drawingml/2006/wordprocessingDrawing" xmlns:w10="urn:schemas-microsoft-com:office:word" xmlns:w="http://schemas.openxmlformats.org/wordprocessingml/2006/main" xmlns:w14="http://schemas.microsoft.com/office/word/2010/wordml" xmlns:w15="http://schemas.microsoft.com/office/word/2012/wordml" xmlns:w16cex="http://schemas.microsoft.com/office/word/2018/wordml/cex" xmlns:w16cid="http://schemas.microsoft.com/office/word/2016/wordml/cid" xmlns:w16="http://schemas.microsoft.com/office/word/2018/wordml" xmlns:w16du="http://schemas.microsoft.com/office/word/2023/wordml/word16du" xmlns:w16sdtdh="http://schemas.microsoft.com/office/word/2020/wordml/sdtdatahash" xmlns:w16sdtfl="http://schemas.microsoft.com/office/word/2024/wordml/sdtformatlock" xmlns:w16se="http://schemas.microsoft.com/office/word/2015/wordml/symex" xmlns:wpg="http://schemas.microsoft.com/office/word/2010/wordprocessingGroup" xmlns:wpi="http://schemas.microsoft.com/office/word/2010/wordprocessingInk" xmlns:wne="http://schemas.microsoft.com/office/word/2006/wordml" xmlns:wps="http://schemas.microsoft.com/office/word/2010/wordprocessingShape" mc:Ignorable="w14 w15 w16se w16cid w16 w16cex w16sdtdh w16sdtfl w16du wp14">
   <w:body>
     <w:p>
       <w:r>
+        <w:rPr>
+          <w:noProof/>
+        </w:rPr>
         <w:drawing>
-          <wp:inline distT="0" distB="0" distL="0" distR="0">
+          <wp:inline distT="0" distB="0" distL="0" distR="0" wp14:anchorId="50531E5B" wp14:editId="1FC060A7">
             <wp:extent cx="5274310" cy="2816860"/>
             <wp:effectExtent l="0" t="0" r="2540" b="2540"/>
             <wp:docPr id="875866377" name="圖片 1" descr="一張含有 文字, 多媒體, 螢幕擷取畫面, 軟體 的圖片&#10;&#10;AI 產生的內容可能不正確。"/>
@@ -22,7 +25,7 @@
                     </pic:cNvPicPr>
                   </pic:nvPicPr>
                   <pic:blipFill>
-                    <a:blip r:embed="rId4"/>
+                    <a:blip r:embed="rId6"/>
                     <a:stretch>
                       <a:fillRect/>
                     </a:stretch>
@@ -48,7 +51,31 @@
         <w:rPr>
           <w:rFonts w:hint="eastAsia"/>
         </w:rPr>
-        <w:t>複評:強調和google map的關係</w:t>
+        <w:t>複評</w:t>
+      </w:r>
+      <w:r>
+        <w:rPr>
+          <w:rFonts w:hint="eastAsia"/>
+        </w:rPr>
+        <w:t>:</w:t>
+      </w:r>
+      <w:r>
+        <w:rPr>
+          <w:rFonts w:hint="eastAsia"/>
+        </w:rPr>
+        <w:t>強調和</w:t>
+      </w:r>
+      <w:r>
+        <w:rPr>
+          <w:rFonts w:hint="eastAsia"/>
+        </w:rPr>
+        <w:t>google map</w:t>
+      </w:r>
+      <w:r>
+        <w:rPr>
+          <w:rFonts w:hint="eastAsia"/>
+        </w:rPr>
+        <w:t>的關係</w:t>
       </w:r>
     </w:p>
     <w:p/>
@@ -57,12 +84,18 @@
         <w:rPr>
           <w:rFonts w:hint="eastAsia"/>
         </w:rPr>
-        <w:t xml:space="preserve">想: </w:t>
-      </w:r>
-    </w:p>
-    <w:p>
-      <w:pPr>
-        <w:pStyle w:val="31"/>
+        <w:t>想</w:t>
+      </w:r>
+      <w:r>
+        <w:rPr>
+          <w:rFonts w:hint="eastAsia"/>
+        </w:rPr>
+        <w:t xml:space="preserve">: </w:t>
+      </w:r>
+    </w:p>
+    <w:p>
+      <w:pPr>
+        <w:pStyle w:val="12"/>
         <w:numPr>
           <w:ilvl w:val="0"/>
           <w:numId w:val="1"/>
@@ -81,7 +114,31 @@
         <w:rPr>
           <w:rFonts w:hint="eastAsia"/>
         </w:rPr>
-        <w:t xml:space="preserve">    (資料庫,連結部分要改  gmail???)</w:t>
+        <w:t xml:space="preserve">    (</w:t>
+      </w:r>
+      <w:r>
+        <w:rPr>
+          <w:rFonts w:hint="eastAsia"/>
+        </w:rPr>
+        <w:t>資料庫</w:t>
+      </w:r>
+      <w:r>
+        <w:rPr>
+          <w:rFonts w:hint="eastAsia"/>
+        </w:rPr>
+        <w:t>,</w:t>
+      </w:r>
+      <w:r>
+        <w:rPr>
+          <w:rFonts w:hint="eastAsia"/>
+        </w:rPr>
+        <w:t>連結部分要改</w:t>
+      </w:r>
+      <w:r>
+        <w:rPr>
+          <w:rFonts w:hint="eastAsia"/>
+        </w:rPr>
+        <w:t xml:space="preserve">  gmail???)</w:t>
       </w:r>
     </w:p>
     <w:p>
@@ -92,7 +149,25 @@
         <w:rPr>
           <w:rFonts w:hint="eastAsia"/>
         </w:rPr>
-        <w:t>2.商家表單ai審核規則</w:t>
+        <w:t>2.</w:t>
+      </w:r>
+      <w:r>
+        <w:rPr>
+          <w:rFonts w:hint="eastAsia"/>
+        </w:rPr>
+        <w:t>商家表單</w:t>
+      </w:r>
+      <w:r>
+        <w:rPr>
+          <w:rFonts w:hint="eastAsia"/>
+        </w:rPr>
+        <w:t>ai</w:t>
+      </w:r>
+      <w:r>
+        <w:rPr>
+          <w:rFonts w:hint="eastAsia"/>
+        </w:rPr>
+        <w:t>審核規則</w:t>
       </w:r>
     </w:p>
     <w:p>
@@ -155,27 +230,14 @@
       <w:r>
         <w:t xml:space="preserve">. </w:t>
       </w:r>
-      <w:r>
-        <w:fldChar w:fldCharType="begin"/>
-      </w:r>
-      <w:r>
-        <w:instrText xml:space="preserve"> HYPERLINK "http://127.0.0.1:8000/admin_reviews/" </w:instrText>
-      </w:r>
-      <w:r>
-        <w:fldChar w:fldCharType="separate"/>
-      </w:r>
-      <w:r>
-        <w:rPr>
-          <w:rStyle w:val="16"/>
-        </w:rPr>
-        <w:t>http://127.0.0.1:8000/admin_reviews/#</w:t>
-      </w:r>
-      <w:r>
-        <w:rPr>
-          <w:rStyle w:val="16"/>
-        </w:rPr>
-        <w:fldChar w:fldCharType="end"/>
-      </w:r>
+      <w:hyperlink r:id="rId7" w:history="1">
+        <w:r>
+          <w:rPr>
+            <w:rStyle w:val="ab"/>
+          </w:rPr>
+          <w:t>http://127.0.0.1:8000/admin_reviews/#</w:t>
+        </w:r>
+      </w:hyperlink>
       <w:r>
         <w:t xml:space="preserve"> </w:t>
       </w:r>
@@ -202,18 +264,62 @@
         <w:t>35:</w:t>
       </w:r>
       <w:r>
-        <w:br w:type="textWrapping"/>
-      </w:r>
-      <w:r>
-        <w:rPr>
-          <w:rFonts w:hint="eastAsia"/>
-        </w:rPr>
-        <w:t>1.主頁導覽列的我要發文改成交流區(下拉式 分成我要發文和貼文展示區)</w:t>
-      </w:r>
-    </w:p>
-    <w:p>
-      <w:pPr>
-        <w:pStyle w:val="31"/>
+        <w:br/>
+      </w:r>
+      <w:r>
+        <w:rPr>
+          <w:rFonts w:hint="eastAsia"/>
+        </w:rPr>
+        <w:t>1.</w:t>
+      </w:r>
+      <w:r>
+        <w:rPr>
+          <w:rFonts w:hint="eastAsia"/>
+        </w:rPr>
+        <w:t>主頁導覽列的我要發文改成交流區</w:t>
+      </w:r>
+      <w:r>
+        <w:rPr>
+          <w:rFonts w:hint="eastAsia"/>
+        </w:rPr>
+        <w:t>(</w:t>
+      </w:r>
+      <w:r>
+        <w:rPr>
+          <w:rFonts w:hint="eastAsia"/>
+        </w:rPr>
+        <w:t>下拉式分成我要發文和貼文展示區</w:t>
+      </w:r>
+      <w:r>
+        <w:rPr>
+          <w:rFonts w:hint="eastAsia"/>
+        </w:rPr>
+        <w:t>)</w:t>
+      </w:r>
+      <w:r>
+        <w:rPr>
+          <w:rFonts w:ascii="Roboto" w:hAnsi="Roboto"/>
+          <w:color w:val="111111"/>
+          <w:sz w:val="30"/>
+          <w:szCs w:val="30"/>
+          <w:shd w:val="clear" w:color="auto" w:fill="FFFFFF"/>
+        </w:rPr>
+        <w:t xml:space="preserve"> </w:t>
+      </w:r>
+      <w:r>
+        <w:rPr>
+          <w:rFonts w:ascii="Roboto" w:hAnsi="Roboto"/>
+          <w:color w:val="111111"/>
+          <w:sz w:val="30"/>
+          <w:szCs w:val="30"/>
+          <w:shd w:val="clear" w:color="auto" w:fill="FFFFFF"/>
+        </w:rPr>
+        <w:t>√</w:t>
+      </w:r>
+    </w:p>
+    <w:p>
+      <w:pPr>
+        <w:pStyle w:val="12"/>
         <w:numPr>
           <w:ilvl w:val="0"/>
           <w:numId w:val="1"/>
@@ -223,12 +329,24 @@
         <w:rPr>
           <w:rFonts w:hint="eastAsia"/>
         </w:rPr>
-        <w:t>主要功能導覽社群改成交流區 可以跳轉頁面</w:t>
-      </w:r>
-    </w:p>
-    <w:p>
-      <w:pPr>
-        <w:pStyle w:val="31"/>
+        <w:t>主要功能導覽社群改成交流區</w:t>
+      </w:r>
+      <w:r>
+        <w:rPr>
+          <w:rFonts w:hint="eastAsia"/>
+        </w:rPr>
+        <w:t xml:space="preserve"> </w:t>
+      </w:r>
+      <w:r>
+        <w:rPr>
+          <w:rFonts w:hint="eastAsia"/>
+        </w:rPr>
+        <w:t>可以跳轉頁面</w:t>
+      </w:r>
+    </w:p>
+    <w:p>
+      <w:pPr>
+        <w:pStyle w:val="12"/>
         <w:numPr>
           <w:ilvl w:val="0"/>
           <w:numId w:val="1"/>
@@ -238,12 +356,34 @@
         <w:rPr>
           <w:rFonts w:hint="eastAsia"/>
         </w:rPr>
-        <w:t>貼文展示區頁面 如果有登入的話右上角可以顯示登入帳號</w:t>
-      </w:r>
-    </w:p>
-    <w:p>
-      <w:pPr>
-        <w:pStyle w:val="31"/>
+        <w:t>貼文展示區頁面</w:t>
+      </w:r>
+      <w:r>
+        <w:rPr>
+          <w:rFonts w:hint="eastAsia"/>
+        </w:rPr>
+        <w:t xml:space="preserve"> </w:t>
+      </w:r>
+      <w:r>
+        <w:rPr>
+          <w:rFonts w:hint="eastAsia"/>
+        </w:rPr>
+        <w:t>如果有登入的話右上角可以顯示登入帳號</w:t>
+      </w:r>
+      <w:r>
+        <w:rPr>
+          <w:rFonts w:ascii="Roboto" w:hAnsi="Roboto"/>
+          <w:color w:val="111111"/>
+          <w:sz w:val="30"/>
+          <w:szCs w:val="30"/>
+          <w:shd w:val="clear" w:color="auto" w:fill="FFFFFF"/>
+        </w:rPr>
+        <w:t>√</w:t>
+      </w:r>
+    </w:p>
+    <w:p>
+      <w:pPr>
+        <w:pStyle w:val="12"/>
         <w:numPr>
           <w:ilvl w:val="0"/>
           <w:numId w:val="1"/>
@@ -269,32 +409,50 @@
     </w:p>
     <w:p>
       <w:pPr>
-        <w:pStyle w:val="31"/>
+        <w:pStyle w:val="12"/>
         <w:numPr>
           <w:ilvl w:val="0"/>
           <w:numId w:val="2"/>
         </w:numPr>
-        <w:rPr>
-          <w:rFonts w:hint="eastAsia"/>
-        </w:rPr>
-      </w:pPr>
-      <w:r>
-        <w:rPr>
-          <w:rFonts w:hint="eastAsia"/>
-        </w:rPr>
-        <w:t>套管理員(修改教育網頁、最近警局、全台縣市的修改)頁面</w:t>
-      </w:r>
-    </w:p>
-    <w:p>
-      <w:pPr>
-        <w:pStyle w:val="31"/>
+      </w:pPr>
+      <w:r>
+        <w:rPr>
+          <w:rFonts w:hint="eastAsia"/>
+        </w:rPr>
+        <w:t>套管理員</w:t>
+      </w:r>
+      <w:r>
+        <w:rPr>
+          <w:rFonts w:hint="eastAsia"/>
+        </w:rPr>
+        <w:t>(</w:t>
+      </w:r>
+      <w:r>
+        <w:rPr>
+          <w:rFonts w:hint="eastAsia"/>
+        </w:rPr>
+        <w:t>修改教育網頁、最近警局、全台縣市的修改</w:t>
+      </w:r>
+      <w:r>
+        <w:rPr>
+          <w:rFonts w:hint="eastAsia"/>
+        </w:rPr>
+        <w:t>)</w:t>
+      </w:r>
+      <w:r>
+        <w:rPr>
+          <w:rFonts w:hint="eastAsia"/>
+        </w:rPr>
+        <w:t>頁面</w:t>
+      </w:r>
+    </w:p>
+    <w:p>
+      <w:pPr>
+        <w:pStyle w:val="12"/>
         <w:numPr>
           <w:ilvl w:val="0"/>
           <w:numId w:val="2"/>
         </w:numPr>
-        <w:rPr>
-          <w:rFonts w:hint="eastAsia"/>
-        </w:rPr>
       </w:pPr>
       <w:r>
         <w:rPr>
@@ -305,14 +463,11 @@
     </w:p>
     <w:p>
       <w:pPr>
-        <w:pStyle w:val="31"/>
+        <w:pStyle w:val="12"/>
         <w:numPr>
           <w:ilvl w:val="0"/>
           <w:numId w:val="2"/>
         </w:numPr>
-        <w:rPr>
-          <w:rFonts w:hint="eastAsia"/>
-        </w:rPr>
       </w:pPr>
       <w:r>
         <w:rPr>
@@ -323,14 +478,11 @@
     </w:p>
     <w:p>
       <w:pPr>
-        <w:pStyle w:val="31"/>
+        <w:pStyle w:val="12"/>
         <w:numPr>
           <w:ilvl w:val="0"/>
           <w:numId w:val="2"/>
         </w:numPr>
-        <w:rPr>
-          <w:rFonts w:hint="eastAsia"/>
-        </w:rPr>
       </w:pPr>
       <w:r>
         <w:rPr>
@@ -341,131 +493,105 @@
     </w:p>
     <w:p>
       <w:pPr>
-        <w:pStyle w:val="31"/>
-        <w:widowControl w:val="0"/>
-        <w:numPr>
-          <w:numId w:val="0"/>
-        </w:numPr>
-        <w:spacing w:after="160" w:line="278" w:lineRule="auto"/>
-        <w:contextualSpacing/>
-        <w:rPr>
-          <w:rFonts w:hint="eastAsia"/>
-        </w:rPr>
-      </w:pPr>
-    </w:p>
-    <w:p>
-      <w:pPr>
-        <w:pStyle w:val="31"/>
-        <w:widowControl w:val="0"/>
-        <w:numPr>
-          <w:numId w:val="0"/>
-        </w:numPr>
-        <w:spacing w:after="160" w:line="278" w:lineRule="auto"/>
-        <w:contextualSpacing/>
-        <w:rPr>
-          <w:rFonts w:hint="eastAsia"/>
-          <w:lang w:val="en-US" w:eastAsia="zh-TW"/>
-        </w:rPr>
-      </w:pPr>
-      <w:r>
-        <w:rPr>
-          <w:rFonts w:hint="eastAsia"/>
-          <w:lang w:val="en-US" w:eastAsia="zh-TW"/>
+        <w:pStyle w:val="12"/>
+        <w:ind w:left="0"/>
+      </w:pPr>
+    </w:p>
+    <w:p>
+      <w:pPr>
+        <w:pStyle w:val="12"/>
+        <w:ind w:left="0"/>
+      </w:pPr>
+      <w:r>
+        <w:rPr>
+          <w:rFonts w:hint="eastAsia"/>
         </w:rPr>
         <w:t>45</w:t>
       </w:r>
     </w:p>
     <w:p>
       <w:pPr>
-        <w:pStyle w:val="31"/>
-        <w:widowControl w:val="0"/>
-        <w:numPr>
-          <w:numId w:val="0"/>
-        </w:numPr>
-        <w:spacing w:after="160" w:line="278" w:lineRule="auto"/>
-        <w:contextualSpacing/>
-        <w:rPr>
-          <w:rFonts w:hint="eastAsia"/>
-          <w:lang w:val="en-US" w:eastAsia="zh-TW"/>
-        </w:rPr>
-      </w:pPr>
-      <w:r>
-        <w:rPr>
-          <w:rFonts w:hint="eastAsia"/>
-          <w:lang w:val="en-US" w:eastAsia="zh-TW"/>
-        </w:rPr>
-        <w:t>登入後進入個人資料設定 將名稱跟gmail寫進去</w:t>
-      </w:r>
-    </w:p>
-    <w:p>
-      <w:pPr>
-        <w:pStyle w:val="31"/>
-        <w:widowControl w:val="0"/>
-        <w:numPr>
-          <w:numId w:val="0"/>
-        </w:numPr>
-        <w:spacing w:after="160" w:line="278" w:lineRule="auto"/>
-        <w:contextualSpacing/>
-        <w:rPr>
-          <w:rFonts w:hint="eastAsia"/>
-          <w:lang w:val="en-US" w:eastAsia="zh-TW"/>
-        </w:rPr>
-      </w:pPr>
-      <w:r>
-        <w:rPr>
-          <w:rFonts w:hint="eastAsia"/>
-          <w:lang w:val="en-US" w:eastAsia="zh-TW"/>
-        </w:rPr>
-        <w:t>個人資料設定加修改/確定按紐</w:t>
-      </w:r>
-    </w:p>
-    <w:p>
-      <w:pPr>
-        <w:pStyle w:val="31"/>
-        <w:widowControl w:val="0"/>
-        <w:numPr>
-          <w:numId w:val="0"/>
-        </w:numPr>
-        <w:spacing w:after="160" w:line="278" w:lineRule="auto"/>
-        <w:contextualSpacing/>
-        <w:rPr>
-          <w:rFonts w:hint="eastAsia"/>
-          <w:lang w:val="en-US" w:eastAsia="zh-TW"/>
-        </w:rPr>
-      </w:pPr>
-    </w:p>
-    <w:p>
-      <w:pPr>
-        <w:pStyle w:val="31"/>
-        <w:widowControl w:val="0"/>
-        <w:numPr>
-          <w:numId w:val="0"/>
-        </w:numPr>
-        <w:spacing w:after="160" w:line="278" w:lineRule="auto"/>
-        <w:contextualSpacing/>
-        <w:rPr>
-          <w:rFonts w:hint="eastAsia"/>
-          <w:lang w:val="en-US" w:eastAsia="zh-TW"/>
-        </w:rPr>
-      </w:pPr>
-    </w:p>
-    <w:p>
-      <w:pPr>
-        <w:pStyle w:val="31"/>
-        <w:widowControl w:val="0"/>
-        <w:numPr>
-          <w:numId w:val="0"/>
-        </w:numPr>
-        <w:spacing w:after="160" w:line="278" w:lineRule="auto"/>
-        <w:contextualSpacing/>
-        <w:rPr>
-          <w:rFonts w:hint="eastAsia"/>
-          <w:lang w:val="en-US" w:eastAsia="zh-TW"/>
-        </w:rPr>
-      </w:pPr>
-      <w:r>
+        <w:pStyle w:val="12"/>
+        <w:ind w:left="0"/>
+      </w:pPr>
+      <w:r>
+        <w:rPr>
+          <w:rFonts w:hint="eastAsia"/>
+        </w:rPr>
+        <w:t>登入後進入個人資料設定</w:t>
+      </w:r>
+      <w:r>
+        <w:rPr>
+          <w:rFonts w:hint="eastAsia"/>
+        </w:rPr>
+        <w:t xml:space="preserve"> </w:t>
+      </w:r>
+      <w:r>
+        <w:rPr>
+          <w:rFonts w:hint="eastAsia"/>
+        </w:rPr>
+        <w:t>將名稱跟</w:t>
+      </w:r>
+      <w:r>
+        <w:rPr>
+          <w:rFonts w:hint="eastAsia"/>
+        </w:rPr>
+        <w:t>gmail</w:t>
+      </w:r>
+      <w:r>
+        <w:rPr>
+          <w:rFonts w:hint="eastAsia"/>
+        </w:rPr>
+        <w:t>寫進去</w:t>
+      </w:r>
+    </w:p>
+    <w:p>
+      <w:pPr>
+        <w:pStyle w:val="12"/>
+        <w:ind w:left="0"/>
+      </w:pPr>
+      <w:r>
+        <w:rPr>
+          <w:rFonts w:hint="eastAsia"/>
+        </w:rPr>
+        <w:t>個人資料設定加修改</w:t>
+      </w:r>
+      <w:r>
+        <w:rPr>
+          <w:rFonts w:hint="eastAsia"/>
+        </w:rPr>
+        <w:t>/</w:t>
+      </w:r>
+      <w:r>
+        <w:rPr>
+          <w:rFonts w:hint="eastAsia"/>
+        </w:rPr>
+        <w:t>確定按紐</w:t>
+      </w:r>
+    </w:p>
+    <w:p>
+      <w:pPr>
+        <w:pStyle w:val="12"/>
+        <w:ind w:left="0"/>
+      </w:pPr>
+    </w:p>
+    <w:p>
+      <w:pPr>
+        <w:pStyle w:val="12"/>
+        <w:ind w:left="0"/>
+      </w:pPr>
+    </w:p>
+    <w:p>
+      <w:pPr>
+        <w:pStyle w:val="12"/>
+        <w:ind w:left="0"/>
+      </w:pPr>
+      <w:r>
+        <w:rPr>
+          <w:noProof/>
+        </w:rPr>
         <w:drawing>
-          <wp:inline distT="0" distB="0" distL="114300" distR="114300">
+          <wp:inline distT="0" distB="0" distL="114300" distR="114300" wp14:anchorId="3248A71C" wp14:editId="283F98BE">
             <wp:extent cx="5271135" cy="2806065"/>
             <wp:effectExtent l="0" t="0" r="1905" b="13335"/>
             <wp:docPr id="1" name="圖片 1"/>
@@ -482,7 +608,7 @@
                     </pic:cNvPicPr>
                   </pic:nvPicPr>
                   <pic:blipFill>
-                    <a:blip r:embed="rId5"/>
+                    <a:blip r:embed="rId8"/>
                     <a:stretch>
                       <a:fillRect/>
                     </a:stretch>
@@ -506,37 +632,29 @@
           </wp:inline>
         </w:drawing>
       </w:r>
-      <w:bookmarkStart w:id="0" w:name="_GoBack"/>
-      <w:bookmarkEnd w:id="0"/>
     </w:p>
     <w:p/>
     <w:p/>
     <w:p/>
-    <w:p>
-      <w:pPr>
-        <w:rPr>
-          <w:rFonts w:hint="eastAsia"/>
-        </w:rPr>
-      </w:pPr>
-    </w:p>
+    <w:p/>
     <w:p/>
     <w:sectPr>
       <w:pgSz w:w="11906" w:h="16838"/>
       <w:pgMar w:top="1440" w:right="1800" w:bottom="1440" w:left="1800" w:header="851" w:footer="992" w:gutter="0"/>
-      <w:cols w:space="425" w:num="1"/>
-      <w:docGrid w:type="lines" w:linePitch="360" w:charSpace="0"/>
+      <w:cols w:space="425"/>
+      <w:docGrid w:type="lines" w:linePitch="360"/>
     </w:sectPr>
   </w:body>
 </w:document>
 </file>
 
 <file path=word/numbering.xml><?xml version="1.0" encoding="utf-8"?>
-<w:numbering xmlns:wpc="http://schemas.microsoft.com/office/word/2010/wordprocessingCanvas" xmlns:mc="http://schemas.openxmlformats.org/markup-compatibility/2006" xmlns:o="urn:schemas-microsoft-com:office:office" xmlns:r="http://schemas.openxmlformats.org/officeDocument/2006/relationships" xmlns:m="http://schemas.openxmlformats.org/officeDocument/2006/math" xmlns:v="urn:schemas-microsoft-com:vml" xmlns:wp14="http://schemas.microsoft.com/office/word/2010/wordprocessingDrawing" xmlns:wp="http://schemas.openxmlformats.org/drawingml/2006/wordprocessingDrawing" xmlns:w10="urn:schemas-microsoft-com:office:word" xmlns:w="http://schemas.openxmlformats.org/wordprocessingml/2006/main" xmlns:w14="http://schemas.microsoft.com/office/word/2010/wordml" xmlns:wpg="http://schemas.microsoft.com/office/word/2010/wordprocessingGroup" xmlns:wpi="http://schemas.microsoft.com/office/word/2010/wordprocessingInk" xmlns:wne="http://schemas.microsoft.com/office/word/2006/wordml" xmlns:wps="http://schemas.microsoft.com/office/word/2010/wordprocessingShape" mc:Ignorable="w14 wp14">
-  <w:abstractNum w:abstractNumId="0">
+<w:numbering xmlns:wpc="http://schemas.microsoft.com/office/word/2010/wordprocessingCanvas" xmlns:cx="http://schemas.microsoft.com/office/drawing/2014/chartex" xmlns:cx1="http://schemas.microsoft.com/office/drawing/2015/9/8/chartex" xmlns:cx2="http://schemas.microsoft.com/office/drawing/2015/10/21/chartex" xmlns:cx3="http://schemas.microsoft.com/office/drawing/2016/5/9/chartex" xmlns:cx4="http://schemas.microsoft.com/office/drawing/2016/5/10/chartex" xmlns:cx5="http://schemas.microsoft.com/office/drawing/2016/5/11/chartex" xmlns:cx6="http://schemas.microsoft.com/office/drawing/2016/5/12/chartex" xmlns:cx7="http://schemas.microsoft.com/office/drawing/2016/5/13/chartex" xmlns:cx8="http://schemas.microsoft.com/office/drawing/2016/5/14/chartex" xmlns:mc="http://schemas.openxmlformats.org/markup-compatibility/2006" xmlns:aink="http://schemas.microsoft.com/office/drawing/2016/ink" xmlns:am3d="http://schemas.microsoft.com/office/drawing/2017/model3d" xmlns:o="urn:schemas-microsoft-com:office:office" xmlns:oel="http://schemas.microsoft.com/office/2019/extlst" xmlns:r="http://schemas.openxmlformats.org/officeDocument/2006/relationships" xmlns:m="http://schemas.openxmlformats.org/officeDocument/2006/math" xmlns:v="urn:schemas-microsoft-com:vml" xmlns:wp14="http://schemas.microsoft.com/office/word/2010/wordprocessingDrawing" xmlns:wp="http://schemas.openxmlformats.org/drawingml/2006/wordprocessingDrawing" xmlns:w10="urn:schemas-microsoft-com:office:word" xmlns:w="http://schemas.openxmlformats.org/wordprocessingml/2006/main" xmlns:w14="http://schemas.microsoft.com/office/word/2010/wordml" xmlns:w15="http://schemas.microsoft.com/office/word/2012/wordml" xmlns:w16cex="http://schemas.microsoft.com/office/word/2018/wordml/cex" xmlns:w16cid="http://schemas.microsoft.com/office/word/2016/wordml/cid" xmlns:w16="http://schemas.microsoft.com/office/word/2018/wordml" xmlns:w16du="http://schemas.microsoft.com/office/word/2023/wordml/word16du" xmlns:w16sdtdh="http://schemas.microsoft.com/office/word/2020/wordml/sdtdatahash" xmlns:w16sdtfl="http://schemas.microsoft.com/office/word/2024/wordml/sdtformatlock" xmlns:w16se="http://schemas.microsoft.com/office/word/2015/wordml/symex" xmlns:wpg="http://schemas.microsoft.com/office/word/2010/wordprocessingGroup" xmlns:wpi="http://schemas.microsoft.com/office/word/2010/wordprocessingInk" xmlns:wne="http://schemas.microsoft.com/office/word/2006/wordml" xmlns:wps="http://schemas.microsoft.com/office/word/2010/wordprocessingShape" mc:Ignorable="w14 w15 w16se w16cid w16 w16cex w16sdtdh w16sdtfl w16du wp14">
+  <w:abstractNum w:abstractNumId="0" w15:restartNumberingAfterBreak="0">
     <w:nsid w:val="30404C0C"/>
     <w:multiLevelType w:val="multilevel"/>
     <w:tmpl w:val="30404C0C"/>
-    <w:lvl w:ilvl="0" w:tentative="0">
+    <w:lvl w:ilvl="0">
       <w:start w:val="1"/>
       <w:numFmt w:val="decimal"/>
       <w:lvlText w:val="%1."/>
@@ -545,7 +663,7 @@
         <w:ind w:left="480" w:hanging="480"/>
       </w:pPr>
     </w:lvl>
-    <w:lvl w:ilvl="1" w:tentative="0">
+    <w:lvl w:ilvl="1">
       <w:start w:val="1"/>
       <w:numFmt w:val="ideographTraditional"/>
       <w:lvlText w:val="%2、"/>
@@ -554,7 +672,7 @@
         <w:ind w:left="960" w:hanging="480"/>
       </w:pPr>
     </w:lvl>
-    <w:lvl w:ilvl="2" w:tentative="0">
+    <w:lvl w:ilvl="2">
       <w:start w:val="1"/>
       <w:numFmt w:val="lowerRoman"/>
       <w:lvlText w:val="%3."/>
@@ -563,7 +681,7 @@
         <w:ind w:left="1440" w:hanging="480"/>
       </w:pPr>
     </w:lvl>
-    <w:lvl w:ilvl="3" w:tentative="0">
+    <w:lvl w:ilvl="3">
       <w:start w:val="1"/>
       <w:numFmt w:val="decimal"/>
       <w:lvlText w:val="%4."/>
@@ -572,7 +690,7 @@
         <w:ind w:left="1920" w:hanging="480"/>
       </w:pPr>
     </w:lvl>
-    <w:lvl w:ilvl="4" w:tentative="0">
+    <w:lvl w:ilvl="4">
       <w:start w:val="1"/>
       <w:numFmt w:val="ideographTraditional"/>
       <w:lvlText w:val="%5、"/>
@@ -581,7 +699,7 @@
         <w:ind w:left="2400" w:hanging="480"/>
       </w:pPr>
     </w:lvl>
-    <w:lvl w:ilvl="5" w:tentative="0">
+    <w:lvl w:ilvl="5">
       <w:start w:val="1"/>
       <w:numFmt w:val="lowerRoman"/>
       <w:lvlText w:val="%6."/>
@@ -590,7 +708,7 @@
         <w:ind w:left="2880" w:hanging="480"/>
       </w:pPr>
     </w:lvl>
-    <w:lvl w:ilvl="6" w:tentative="0">
+    <w:lvl w:ilvl="6">
       <w:start w:val="1"/>
       <w:numFmt w:val="decimal"/>
       <w:lvlText w:val="%7."/>
@@ -599,7 +717,7 @@
         <w:ind w:left="3360" w:hanging="480"/>
       </w:pPr>
     </w:lvl>
-    <w:lvl w:ilvl="7" w:tentative="0">
+    <w:lvl w:ilvl="7">
       <w:start w:val="1"/>
       <w:numFmt w:val="ideographTraditional"/>
       <w:lvlText w:val="%8、"/>
@@ -608,7 +726,7 @@
         <w:ind w:left="3840" w:hanging="480"/>
       </w:pPr>
     </w:lvl>
-    <w:lvl w:ilvl="8" w:tentative="0">
+    <w:lvl w:ilvl="8">
       <w:start w:val="1"/>
       <w:numFmt w:val="lowerRoman"/>
       <w:lvlText w:val="%9."/>
@@ -618,11 +736,11 @@
       </w:pPr>
     </w:lvl>
   </w:abstractNum>
-  <w:abstractNum w:abstractNumId="1">
+  <w:abstractNum w:abstractNumId="1" w15:restartNumberingAfterBreak="0">
     <w:nsid w:val="535E0C69"/>
     <w:multiLevelType w:val="multilevel"/>
     <w:tmpl w:val="535E0C69"/>
-    <w:lvl w:ilvl="0" w:tentative="0">
+    <w:lvl w:ilvl="0">
       <w:start w:val="1"/>
       <w:numFmt w:val="decimal"/>
       <w:lvlText w:val="%1."/>
@@ -634,7 +752,7 @@
         <w:rFonts w:hint="default"/>
       </w:rPr>
     </w:lvl>
-    <w:lvl w:ilvl="1" w:tentative="0">
+    <w:lvl w:ilvl="1">
       <w:start w:val="1"/>
       <w:numFmt w:val="ideographTraditional"/>
       <w:lvlText w:val="%2、"/>
@@ -643,7 +761,7 @@
         <w:ind w:left="1440" w:hanging="480"/>
       </w:pPr>
     </w:lvl>
-    <w:lvl w:ilvl="2" w:tentative="0">
+    <w:lvl w:ilvl="2">
       <w:start w:val="1"/>
       <w:numFmt w:val="lowerRoman"/>
       <w:lvlText w:val="%3."/>
@@ -652,7 +770,7 @@
         <w:ind w:left="1920" w:hanging="480"/>
       </w:pPr>
     </w:lvl>
-    <w:lvl w:ilvl="3" w:tentative="0">
+    <w:lvl w:ilvl="3">
       <w:start w:val="1"/>
       <w:numFmt w:val="decimal"/>
       <w:lvlText w:val="%4."/>
@@ -661,7 +779,7 @@
         <w:ind w:left="2400" w:hanging="480"/>
       </w:pPr>
     </w:lvl>
-    <w:lvl w:ilvl="4" w:tentative="0">
+    <w:lvl w:ilvl="4">
       <w:start w:val="1"/>
       <w:numFmt w:val="ideographTraditional"/>
       <w:lvlText w:val="%5、"/>
@@ -670,7 +788,7 @@
         <w:ind w:left="2880" w:hanging="480"/>
       </w:pPr>
     </w:lvl>
-    <w:lvl w:ilvl="5" w:tentative="0">
+    <w:lvl w:ilvl="5">
       <w:start w:val="1"/>
       <w:numFmt w:val="lowerRoman"/>
       <w:lvlText w:val="%6."/>
@@ -679,7 +797,7 @@
         <w:ind w:left="3360" w:hanging="480"/>
       </w:pPr>
     </w:lvl>
-    <w:lvl w:ilvl="6" w:tentative="0">
+    <w:lvl w:ilvl="6">
       <w:start w:val="1"/>
       <w:numFmt w:val="decimal"/>
       <w:lvlText w:val="%7."/>
@@ -688,7 +806,7 @@
         <w:ind w:left="3840" w:hanging="480"/>
       </w:pPr>
     </w:lvl>
-    <w:lvl w:ilvl="7" w:tentative="0">
+    <w:lvl w:ilvl="7">
       <w:start w:val="1"/>
       <w:numFmt w:val="ideographTraditional"/>
       <w:lvlText w:val="%8、"/>
@@ -697,7 +815,7 @@
         <w:ind w:left="4320" w:hanging="480"/>
       </w:pPr>
     </w:lvl>
-    <w:lvl w:ilvl="8" w:tentative="0">
+    <w:lvl w:ilvl="8">
       <w:start w:val="1"/>
       <w:numFmt w:val="lowerRoman"/>
       <w:lvlText w:val="%9."/>
@@ -707,298 +825,428 @@
       </w:pPr>
     </w:lvl>
   </w:abstractNum>
-  <w:num w:numId="1">
+  <w:num w:numId="1" w16cid:durableId="1645815937">
     <w:abstractNumId w:val="1"/>
   </w:num>
-  <w:num w:numId="2">
+  <w:num w:numId="2" w16cid:durableId="1879119628">
     <w:abstractNumId w:val="0"/>
   </w:num>
 </w:numbering>
 </file>
 
 <file path=word/styles.xml><?xml version="1.0" encoding="utf-8"?>
-<w:styles xmlns:mc="http://schemas.openxmlformats.org/markup-compatibility/2006" xmlns:o="urn:schemas-microsoft-com:office:office" xmlns:r="http://schemas.openxmlformats.org/officeDocument/2006/relationships" xmlns:m="http://schemas.openxmlformats.org/officeDocument/2006/math" xmlns:v="urn:schemas-microsoft-com:vml" xmlns:w="http://schemas.openxmlformats.org/wordprocessingml/2006/main" xmlns:w14="http://schemas.microsoft.com/office/word/2010/wordml" xmlns:w10="urn:schemas-microsoft-com:office:word" xmlns:sl="http://schemas.openxmlformats.org/schemaLibrary/2006/main" mc:Ignorable="w14">
+<w:styles xmlns:mc="http://schemas.openxmlformats.org/markup-compatibility/2006" xmlns:r="http://schemas.openxmlformats.org/officeDocument/2006/relationships" xmlns:w="http://schemas.openxmlformats.org/wordprocessingml/2006/main" xmlns:w14="http://schemas.microsoft.com/office/word/2010/wordml" xmlns:w15="http://schemas.microsoft.com/office/word/2012/wordml" xmlns:w16cex="http://schemas.microsoft.com/office/word/2018/wordml/cex" xmlns:w16cid="http://schemas.microsoft.com/office/word/2016/wordml/cid" xmlns:w16="http://schemas.microsoft.com/office/word/2018/wordml" xmlns:w16du="http://schemas.microsoft.com/office/word/2023/wordml/word16du" xmlns:w16sdtdh="http://schemas.microsoft.com/office/word/2020/wordml/sdtdatahash" xmlns:w16sdtfl="http://schemas.microsoft.com/office/word/2024/wordml/sdtformatlock" xmlns:w16se="http://schemas.microsoft.com/office/word/2015/wordml/symex" mc:Ignorable="w14 w15 w16se w16cid w16 w16cex w16sdtdh w16sdtfl w16du">
   <w:docDefaults>
     <w:rPrDefault>
       <w:rPr>
-        <w:rFonts w:asciiTheme="minorHAnsi" w:hAnsiTheme="minorHAnsi" w:eastAsiaTheme="minorEastAsia" w:cstheme="minorBidi"/>
+        <w:rFonts w:asciiTheme="minorHAnsi" w:eastAsiaTheme="minorEastAsia" w:hAnsiTheme="minorHAnsi" w:cstheme="minorBidi"/>
+        <w:lang w:val="en-US" w:eastAsia="zh-TW" w:bidi="ar-SA"/>
       </w:rPr>
     </w:rPrDefault>
+    <w:pPrDefault>
+      <w:pPr>
+        <w:spacing w:after="160" w:line="278" w:lineRule="auto"/>
+      </w:pPr>
+    </w:pPrDefault>
   </w:docDefaults>
-  <w:latentStyles w:count="260" w:defQFormat="0" w:defUnhideWhenUsed="1" w:defSemiHidden="1" w:defUIPriority="99" w:defLockedState="0">
-    <w:lsdException w:qFormat="1" w:unhideWhenUsed="0" w:uiPriority="0" w:semiHidden="0" w:name="Normal"/>
-    <w:lsdException w:qFormat="1" w:unhideWhenUsed="0" w:uiPriority="9" w:semiHidden="0" w:name="heading 1"/>
-    <w:lsdException w:qFormat="1" w:uiPriority="9" w:name="heading 2"/>
-    <w:lsdException w:qFormat="1" w:uiPriority="9" w:name="heading 3"/>
-    <w:lsdException w:qFormat="1" w:uiPriority="9" w:name="heading 4"/>
-    <w:lsdException w:qFormat="1" w:uiPriority="9" w:name="heading 5"/>
-    <w:lsdException w:qFormat="1" w:uiPriority="9" w:name="heading 6"/>
-    <w:lsdException w:qFormat="1" w:uiPriority="9" w:name="heading 7"/>
-    <w:lsdException w:qFormat="1" w:uiPriority="9" w:name="heading 8"/>
-    <w:lsdException w:qFormat="1" w:uiPriority="9" w:name="heading 9"/>
-    <w:lsdException w:uiPriority="99" w:name="index 1"/>
-    <w:lsdException w:uiPriority="99" w:name="index 2"/>
-    <w:lsdException w:uiPriority="99" w:name="index 3"/>
-    <w:lsdException w:uiPriority="99" w:name="index 4"/>
-    <w:lsdException w:uiPriority="99" w:name="index 5"/>
-    <w:lsdException w:uiPriority="99" w:name="index 6"/>
-    <w:lsdException w:uiPriority="99" w:name="index 7"/>
-    <w:lsdException w:uiPriority="99" w:name="index 8"/>
-    <w:lsdException w:uiPriority="99" w:name="index 9"/>
-    <w:lsdException w:uiPriority="39" w:name="toc 1"/>
-    <w:lsdException w:uiPriority="39" w:name="toc 2"/>
-    <w:lsdException w:uiPriority="39" w:name="toc 3"/>
-    <w:lsdException w:uiPriority="39" w:name="toc 4"/>
-    <w:lsdException w:uiPriority="39" w:name="toc 5"/>
-    <w:lsdException w:uiPriority="39" w:name="toc 6"/>
-    <w:lsdException w:uiPriority="39" w:name="toc 7"/>
-    <w:lsdException w:uiPriority="39" w:name="toc 8"/>
-    <w:lsdException w:uiPriority="39" w:name="toc 9"/>
-    <w:lsdException w:uiPriority="99" w:name="Normal Indent"/>
-    <w:lsdException w:uiPriority="99" w:name="footnote text"/>
-    <w:lsdException w:uiPriority="99" w:name="annotation text"/>
-    <w:lsdException w:uiPriority="99" w:semiHidden="0" w:name="header"/>
-    <w:lsdException w:uiPriority="99" w:semiHidden="0" w:name="footer"/>
-    <w:lsdException w:uiPriority="99" w:name="index heading"/>
-    <w:lsdException w:qFormat="1" w:uiPriority="35" w:name="caption"/>
-    <w:lsdException w:uiPriority="99" w:name="table of figures"/>
-    <w:lsdException w:uiPriority="99" w:name="envelope address"/>
-    <w:lsdException w:uiPriority="99" w:name="envelope return"/>
-    <w:lsdException w:uiPriority="99" w:name="footnote reference"/>
-    <w:lsdException w:uiPriority="99" w:name="annotation reference"/>
-    <w:lsdException w:uiPriority="99" w:name="line number"/>
-    <w:lsdException w:uiPriority="99" w:name="page number"/>
-    <w:lsdException w:uiPriority="99" w:name="endnote reference"/>
-    <w:lsdException w:uiPriority="99" w:name="endnote text"/>
-    <w:lsdException w:uiPriority="99" w:name="table of authorities"/>
-    <w:lsdException w:uiPriority="99" w:name="macro"/>
-    <w:lsdException w:uiPriority="99" w:name="toa heading"/>
-    <w:lsdException w:uiPriority="99" w:name="List"/>
-    <w:lsdException w:uiPriority="99" w:name="List Bullet"/>
-    <w:lsdException w:uiPriority="99" w:name="List Number"/>
-    <w:lsdException w:uiPriority="99" w:name="List 2"/>
-    <w:lsdException w:uiPriority="99" w:name="List 3"/>
-    <w:lsdException w:uiPriority="99" w:name="List 4"/>
-    <w:lsdException w:uiPriority="99" w:name="List 5"/>
-    <w:lsdException w:uiPriority="99" w:name="List Bullet 2"/>
-    <w:lsdException w:uiPriority="99" w:name="List Bullet 3"/>
-    <w:lsdException w:uiPriority="99" w:name="List Bullet 4"/>
-    <w:lsdException w:uiPriority="99" w:name="List Bullet 5"/>
-    <w:lsdException w:uiPriority="99" w:name="List Number 2"/>
-    <w:lsdException w:uiPriority="99" w:name="List Number 3"/>
-    <w:lsdException w:uiPriority="99" w:name="List Number 4"/>
-    <w:lsdException w:uiPriority="99" w:name="List Number 5"/>
-    <w:lsdException w:qFormat="1" w:unhideWhenUsed="0" w:uiPriority="10" w:semiHidden="0" w:name="Title"/>
-    <w:lsdException w:uiPriority="99" w:name="Closing"/>
-    <w:lsdException w:uiPriority="99" w:name="Signature"/>
-    <w:lsdException w:uiPriority="1" w:name="Default Paragraph Font"/>
-    <w:lsdException w:uiPriority="99" w:name="Body Text"/>
-    <w:lsdException w:uiPriority="99" w:name="Body Text Indent"/>
-    <w:lsdException w:uiPriority="99" w:name="List Continue"/>
-    <w:lsdException w:uiPriority="99" w:name="List Continue 2"/>
-    <w:lsdException w:uiPriority="99" w:name="List Continue 3"/>
-    <w:lsdException w:uiPriority="99" w:name="List Continue 4"/>
-    <w:lsdException w:uiPriority="99" w:name="List Continue 5"/>
-    <w:lsdException w:uiPriority="99" w:name="Message Header"/>
-    <w:lsdException w:qFormat="1" w:unhideWhenUsed="0" w:uiPriority="11" w:semiHidden="0" w:name="Subtitle"/>
-    <w:lsdException w:uiPriority="99" w:name="Salutation"/>
-    <w:lsdException w:uiPriority="99" w:name="Date"/>
-    <w:lsdException w:uiPriority="99" w:name="Body Text First Indent"/>
-    <w:lsdException w:uiPriority="99" w:name="Body Text First Indent 2"/>
-    <w:lsdException w:uiPriority="99" w:name="Note Heading"/>
-    <w:lsdException w:uiPriority="99" w:name="Body Text 2"/>
-    <w:lsdException w:uiPriority="99" w:name="Body Text 3"/>
-    <w:lsdException w:uiPriority="99" w:name="Body Text Indent 2"/>
-    <w:lsdException w:uiPriority="99" w:name="Body Text Indent 3"/>
-    <w:lsdException w:uiPriority="99" w:name="Block Text"/>
-    <w:lsdException w:uiPriority="99" w:semiHidden="0" w:name="Hyperlink"/>
-    <w:lsdException w:uiPriority="99" w:name="FollowedHyperlink"/>
-    <w:lsdException w:qFormat="1" w:unhideWhenUsed="0" w:uiPriority="22" w:semiHidden="0" w:name="Strong"/>
-    <w:lsdException w:qFormat="1" w:unhideWhenUsed="0" w:uiPriority="20" w:semiHidden="0" w:name="Emphasis"/>
-    <w:lsdException w:uiPriority="99" w:name="Document Map"/>
-    <w:lsdException w:uiPriority="99" w:name="Plain Text"/>
-    <w:lsdException w:uiPriority="99" w:name="E-mail Signature"/>
-    <w:lsdException w:uiPriority="99" w:name="Normal (Web)"/>
-    <w:lsdException w:uiPriority="99" w:name="HTML Acronym"/>
-    <w:lsdException w:uiPriority="99" w:name="HTML Address"/>
-    <w:lsdException w:uiPriority="99" w:name="HTML Cite"/>
-    <w:lsdException w:uiPriority="99" w:name="HTML Code"/>
-    <w:lsdException w:uiPriority="99" w:name="HTML Definition"/>
-    <w:lsdException w:uiPriority="99" w:name="HTML Keyboard"/>
-    <w:lsdException w:uiPriority="99" w:name="HTML Preformatted"/>
-    <w:lsdException w:uiPriority="99" w:name="HTML Sample"/>
-    <w:lsdException w:uiPriority="99" w:name="HTML Typewriter"/>
-    <w:lsdException w:uiPriority="99" w:name="HTML Variable"/>
-    <w:lsdException w:uiPriority="99" w:name="Normal Table"/>
-    <w:lsdException w:uiPriority="99" w:name="annotation subject"/>
-    <w:lsdException w:uiPriority="99" w:name="Table Simple 1"/>
-    <w:lsdException w:uiPriority="99" w:name="Table Simple 2"/>
-    <w:lsdException w:uiPriority="99" w:name="Table Simple 3"/>
-    <w:lsdException w:uiPriority="99" w:name="Table Classic 1"/>
-    <w:lsdException w:uiPriority="99" w:name="Table Classic 2"/>
-    <w:lsdException w:uiPriority="99" w:name="Table Classic 3"/>
-    <w:lsdException w:uiPriority="99" w:name="Table Classic 4"/>
-    <w:lsdException w:uiPriority="99" w:name="Table Colorful 1"/>
-    <w:lsdException w:uiPriority="99" w:name="Table Colorful 2"/>
-    <w:lsdException w:uiPriority="99" w:name="Table Colorful 3"/>
-    <w:lsdException w:uiPriority="99" w:name="Table Columns 1"/>
-    <w:lsdException w:uiPriority="99" w:name="Table Columns 2"/>
-    <w:lsdException w:uiPriority="99" w:name="Table Columns 3"/>
-    <w:lsdException w:uiPriority="99" w:name="Table Columns 4"/>
-    <w:lsdException w:uiPriority="99" w:name="Table Columns 5"/>
-    <w:lsdException w:uiPriority="99" w:name="Table Grid 1"/>
-    <w:lsdException w:uiPriority="99" w:name="Table Grid 2"/>
-    <w:lsdException w:uiPriority="99" w:name="Table Grid 3"/>
-    <w:lsdException w:uiPriority="99" w:name="Table Grid 4"/>
-    <w:lsdException w:uiPriority="99" w:name="Table Grid 5"/>
-    <w:lsdException w:uiPriority="99" w:name="Table Grid 6"/>
-    <w:lsdException w:uiPriority="99" w:name="Table Grid 7"/>
-    <w:lsdException w:uiPriority="99" w:name="Table Grid 8"/>
-    <w:lsdException w:uiPriority="99" w:name="Table List 1"/>
-    <w:lsdException w:uiPriority="99" w:name="Table List 2"/>
-    <w:lsdException w:uiPriority="99" w:name="Table List 3"/>
-    <w:lsdException w:uiPriority="99" w:name="Table List 4"/>
-    <w:lsdException w:uiPriority="99" w:name="Table List 5"/>
-    <w:lsdException w:uiPriority="99" w:name="Table List 6"/>
-    <w:lsdException w:uiPriority="99" w:name="Table List 7"/>
-    <w:lsdException w:uiPriority="99" w:name="Table List 8"/>
-    <w:lsdException w:uiPriority="99" w:name="Table 3D effects 1"/>
-    <w:lsdException w:uiPriority="99" w:name="Table 3D effects 2"/>
-    <w:lsdException w:uiPriority="99" w:name="Table 3D effects 3"/>
-    <w:lsdException w:uiPriority="99" w:name="Table Contemporary"/>
-    <w:lsdException w:uiPriority="99" w:name="Table Elegant"/>
-    <w:lsdException w:uiPriority="99" w:name="Table Professional"/>
-    <w:lsdException w:uiPriority="99" w:name="Table Subtle 1"/>
-    <w:lsdException w:uiPriority="99" w:name="Table Subtle 2"/>
-    <w:lsdException w:uiPriority="99" w:name="Table Web 1"/>
-    <w:lsdException w:uiPriority="99" w:name="Table Web 2"/>
-    <w:lsdException w:uiPriority="99" w:name="Table Web 3"/>
-    <w:lsdException w:uiPriority="99" w:name="Balloon Text"/>
-    <w:lsdException w:unhideWhenUsed="0" w:uiPriority="39" w:semiHidden="0" w:name="Table Grid"/>
-    <w:lsdException w:uiPriority="99" w:name="Table Theme"/>
-    <w:lsdException w:unhideWhenUsed="0" w:uiPriority="60" w:semiHidden="0" w:name="Light Shading"/>
-    <w:lsdException w:unhideWhenUsed="0" w:uiPriority="61" w:semiHidden="0" w:name="Light List"/>
-    <w:lsdException w:unhideWhenUsed="0" w:uiPriority="62" w:semiHidden="0" w:name="Light Grid"/>
-    <w:lsdException w:unhideWhenUsed="0" w:uiPriority="63" w:semiHidden="0" w:name="Medium Shading 1"/>
-    <w:lsdException w:unhideWhenUsed="0" w:uiPriority="64" w:semiHidden="0" w:name="Medium Shading 2"/>
-    <w:lsdException w:unhideWhenUsed="0" w:uiPriority="65" w:semiHidden="0" w:name="Medium List 1"/>
-    <w:lsdException w:unhideWhenUsed="0" w:uiPriority="66" w:semiHidden="0" w:name="Medium List 2"/>
-    <w:lsdException w:unhideWhenUsed="0" w:uiPriority="67" w:semiHidden="0" w:name="Medium Grid 1"/>
-    <w:lsdException w:unhideWhenUsed="0" w:uiPriority="68" w:semiHidden="0" w:name="Medium Grid 2"/>
-    <w:lsdException w:unhideWhenUsed="0" w:uiPriority="69" w:semiHidden="0" w:name="Medium Grid 3"/>
-    <w:lsdException w:unhideWhenUsed="0" w:uiPriority="70" w:semiHidden="0" w:name="Dark List"/>
-    <w:lsdException w:unhideWhenUsed="0" w:uiPriority="71" w:semiHidden="0" w:name="Colorful Shading"/>
-    <w:lsdException w:unhideWhenUsed="0" w:uiPriority="72" w:semiHidden="0" w:name="Colorful List"/>
-    <w:lsdException w:unhideWhenUsed="0" w:uiPriority="73" w:semiHidden="0" w:name="Colorful Grid"/>
-    <w:lsdException w:unhideWhenUsed="0" w:uiPriority="60" w:semiHidden="0" w:name="Light Shading Accent 1"/>
-    <w:lsdException w:unhideWhenUsed="0" w:uiPriority="61" w:semiHidden="0" w:name="Light List Accent 1"/>
-    <w:lsdException w:unhideWhenUsed="0" w:uiPriority="62" w:semiHidden="0" w:name="Light Grid Accent 1"/>
-    <w:lsdException w:unhideWhenUsed="0" w:uiPriority="63" w:semiHidden="0" w:name="Medium Shading 1 Accent 1"/>
-    <w:lsdException w:unhideWhenUsed="0" w:uiPriority="64" w:semiHidden="0" w:name="Medium Shading 2 Accent 1"/>
-    <w:lsdException w:unhideWhenUsed="0" w:uiPriority="65" w:semiHidden="0" w:name="Medium List 1 Accent 1"/>
-    <w:lsdException w:unhideWhenUsed="0" w:uiPriority="66" w:semiHidden="0" w:name="Medium List 2 Accent 1"/>
-    <w:lsdException w:unhideWhenUsed="0" w:uiPriority="67" w:semiHidden="0" w:name="Medium Grid 1 Accent 1"/>
-    <w:lsdException w:unhideWhenUsed="0" w:uiPriority="68" w:semiHidden="0" w:name="Medium Grid 2 Accent 1"/>
-    <w:lsdException w:unhideWhenUsed="0" w:uiPriority="69" w:semiHidden="0" w:name="Medium Grid 3 Accent 1"/>
-    <w:lsdException w:unhideWhenUsed="0" w:uiPriority="70" w:semiHidden="0" w:name="Dark List Accent 1"/>
-    <w:lsdException w:unhideWhenUsed="0" w:uiPriority="71" w:semiHidden="0" w:name="Colorful Shading Accent 1"/>
-    <w:lsdException w:unhideWhenUsed="0" w:uiPriority="72" w:semiHidden="0" w:name="Colorful List Accent 1"/>
-    <w:lsdException w:unhideWhenUsed="0" w:uiPriority="73" w:semiHidden="0" w:name="Colorful Grid Accent 1"/>
-    <w:lsdException w:unhideWhenUsed="0" w:uiPriority="60" w:semiHidden="0" w:name="Light Shading Accent 2"/>
-    <w:lsdException w:unhideWhenUsed="0" w:uiPriority="61" w:semiHidden="0" w:name="Light List Accent 2"/>
-    <w:lsdException w:unhideWhenUsed="0" w:uiPriority="62" w:semiHidden="0" w:name="Light Grid Accent 2"/>
-    <w:lsdException w:unhideWhenUsed="0" w:uiPriority="63" w:semiHidden="0" w:name="Medium Shading 1 Accent 2"/>
-    <w:lsdException w:unhideWhenUsed="0" w:uiPriority="64" w:semiHidden="0" w:name="Medium Shading 2 Accent 2"/>
-    <w:lsdException w:unhideWhenUsed="0" w:uiPriority="65" w:semiHidden="0" w:name="Medium List 1 Accent 2"/>
-    <w:lsdException w:unhideWhenUsed="0" w:uiPriority="66" w:semiHidden="0" w:name="Medium List 2 Accent 2"/>
-    <w:lsdException w:unhideWhenUsed="0" w:uiPriority="67" w:semiHidden="0" w:name="Medium Grid 1 Accent 2"/>
-    <w:lsdException w:unhideWhenUsed="0" w:uiPriority="68" w:semiHidden="0" w:name="Medium Grid 2 Accent 2"/>
-    <w:lsdException w:unhideWhenUsed="0" w:uiPriority="69" w:semiHidden="0" w:name="Medium Grid 3 Accent 2"/>
-    <w:lsdException w:unhideWhenUsed="0" w:uiPriority="70" w:semiHidden="0" w:name="Dark List Accent 2"/>
-    <w:lsdException w:unhideWhenUsed="0" w:uiPriority="71" w:semiHidden="0" w:name="Colorful Shading Accent 2"/>
-    <w:lsdException w:unhideWhenUsed="0" w:uiPriority="72" w:semiHidden="0" w:name="Colorful List Accent 2"/>
-    <w:lsdException w:unhideWhenUsed="0" w:uiPriority="73" w:semiHidden="0" w:name="Colorful Grid Accent 2"/>
-    <w:lsdException w:unhideWhenUsed="0" w:uiPriority="60" w:semiHidden="0" w:name="Light Shading Accent 3"/>
-    <w:lsdException w:unhideWhenUsed="0" w:uiPriority="61" w:semiHidden="0" w:name="Light List Accent 3"/>
-    <w:lsdException w:unhideWhenUsed="0" w:uiPriority="62" w:semiHidden="0" w:name="Light Grid Accent 3"/>
-    <w:lsdException w:unhideWhenUsed="0" w:uiPriority="63" w:semiHidden="0" w:name="Medium Shading 1 Accent 3"/>
-    <w:lsdException w:unhideWhenUsed="0" w:uiPriority="64" w:semiHidden="0" w:name="Medium Shading 2 Accent 3"/>
-    <w:lsdException w:unhideWhenUsed="0" w:uiPriority="65" w:semiHidden="0" w:name="Medium List 1 Accent 3"/>
-    <w:lsdException w:unhideWhenUsed="0" w:uiPriority="66" w:semiHidden="0" w:name="Medium List 2 Accent 3"/>
-    <w:lsdException w:unhideWhenUsed="0" w:uiPriority="67" w:semiHidden="0" w:name="Medium Grid 1 Accent 3"/>
-    <w:lsdException w:unhideWhenUsed="0" w:uiPriority="68" w:semiHidden="0" w:name="Medium Grid 2 Accent 3"/>
-    <w:lsdException w:unhideWhenUsed="0" w:uiPriority="69" w:semiHidden="0" w:name="Medium Grid 3 Accent 3"/>
-    <w:lsdException w:unhideWhenUsed="0" w:uiPriority="70" w:semiHidden="0" w:name="Dark List Accent 3"/>
-    <w:lsdException w:unhideWhenUsed="0" w:uiPriority="71" w:semiHidden="0" w:name="Colorful Shading Accent 3"/>
-    <w:lsdException w:unhideWhenUsed="0" w:uiPriority="72" w:semiHidden="0" w:name="Colorful List Accent 3"/>
-    <w:lsdException w:unhideWhenUsed="0" w:uiPriority="73" w:semiHidden="0" w:name="Colorful Grid Accent 3"/>
-    <w:lsdException w:unhideWhenUsed="0" w:uiPriority="60" w:semiHidden="0" w:name="Light Shading Accent 4"/>
-    <w:lsdException w:unhideWhenUsed="0" w:uiPriority="61" w:semiHidden="0" w:name="Light List Accent 4"/>
-    <w:lsdException w:unhideWhenUsed="0" w:uiPriority="62" w:semiHidden="0" w:name="Light Grid Accent 4"/>
-    <w:lsdException w:unhideWhenUsed="0" w:uiPriority="63" w:semiHidden="0" w:name="Medium Shading 1 Accent 4"/>
-    <w:lsdException w:unhideWhenUsed="0" w:uiPriority="64" w:semiHidden="0" w:name="Medium Shading 2 Accent 4"/>
-    <w:lsdException w:unhideWhenUsed="0" w:uiPriority="65" w:semiHidden="0" w:name="Medium List 1 Accent 4"/>
-    <w:lsdException w:unhideWhenUsed="0" w:uiPriority="66" w:semiHidden="0" w:name="Medium List 2 Accent 4"/>
-    <w:lsdException w:unhideWhenUsed="0" w:uiPriority="67" w:semiHidden="0" w:name="Medium Grid 1 Accent 4"/>
-    <w:lsdException w:unhideWhenUsed="0" w:uiPriority="68" w:semiHidden="0" w:name="Medium Grid 2 Accent 4"/>
-    <w:lsdException w:unhideWhenUsed="0" w:uiPriority="69" w:semiHidden="0" w:name="Medium Grid 3 Accent 4"/>
-    <w:lsdException w:unhideWhenUsed="0" w:uiPriority="70" w:semiHidden="0" w:name="Dark List Accent 4"/>
-    <w:lsdException w:unhideWhenUsed="0" w:uiPriority="71" w:semiHidden="0" w:name="Colorful Shading Accent 4"/>
-    <w:lsdException w:unhideWhenUsed="0" w:uiPriority="72" w:semiHidden="0" w:name="Colorful List Accent 4"/>
-    <w:lsdException w:unhideWhenUsed="0" w:uiPriority="73" w:semiHidden="0" w:name="Colorful Grid Accent 4"/>
-    <w:lsdException w:unhideWhenUsed="0" w:uiPriority="60" w:semiHidden="0" w:name="Light Shading Accent 5"/>
-    <w:lsdException w:unhideWhenUsed="0" w:uiPriority="61" w:semiHidden="0" w:name="Light List Accent 5"/>
-    <w:lsdException w:unhideWhenUsed="0" w:uiPriority="62" w:semiHidden="0" w:name="Light Grid Accent 5"/>
-    <w:lsdException w:unhideWhenUsed="0" w:uiPriority="63" w:semiHidden="0" w:name="Medium Shading 1 Accent 5"/>
-    <w:lsdException w:unhideWhenUsed="0" w:uiPriority="64" w:semiHidden="0" w:name="Medium Shading 2 Accent 5"/>
-    <w:lsdException w:unhideWhenUsed="0" w:uiPriority="65" w:semiHidden="0" w:name="Medium List 1 Accent 5"/>
-    <w:lsdException w:unhideWhenUsed="0" w:uiPriority="66" w:semiHidden="0" w:name="Medium List 2 Accent 5"/>
-    <w:lsdException w:unhideWhenUsed="0" w:uiPriority="67" w:semiHidden="0" w:name="Medium Grid 1 Accent 5"/>
-    <w:lsdException w:unhideWhenUsed="0" w:uiPriority="68" w:semiHidden="0" w:name="Medium Grid 2 Accent 5"/>
-    <w:lsdException w:unhideWhenUsed="0" w:uiPriority="69" w:semiHidden="0" w:name="Medium Grid 3 Accent 5"/>
-    <w:lsdException w:unhideWhenUsed="0" w:uiPriority="70" w:semiHidden="0" w:name="Dark List Accent 5"/>
-    <w:lsdException w:unhideWhenUsed="0" w:uiPriority="71" w:semiHidden="0" w:name="Colorful Shading Accent 5"/>
-    <w:lsdException w:unhideWhenUsed="0" w:uiPriority="72" w:semiHidden="0" w:name="Colorful List Accent 5"/>
-    <w:lsdException w:unhideWhenUsed="0" w:uiPriority="73" w:semiHidden="0" w:name="Colorful Grid Accent 5"/>
-    <w:lsdException w:unhideWhenUsed="0" w:uiPriority="60" w:semiHidden="0" w:name="Light Shading Accent 6"/>
-    <w:lsdException w:unhideWhenUsed="0" w:uiPriority="61" w:semiHidden="0" w:name="Light List Accent 6"/>
-    <w:lsdException w:unhideWhenUsed="0" w:uiPriority="62" w:semiHidden="0" w:name="Light Grid Accent 6"/>
-    <w:lsdException w:unhideWhenUsed="0" w:uiPriority="63" w:semiHidden="0" w:name="Medium Shading 1 Accent 6"/>
-    <w:lsdException w:unhideWhenUsed="0" w:uiPriority="64" w:semiHidden="0" w:name="Medium Shading 2 Accent 6"/>
-    <w:lsdException w:unhideWhenUsed="0" w:uiPriority="65" w:semiHidden="0" w:name="Medium List 1 Accent 6"/>
-    <w:lsdException w:unhideWhenUsed="0" w:uiPriority="66" w:semiHidden="0" w:name="Medium List 2 Accent 6"/>
-    <w:lsdException w:unhideWhenUsed="0" w:uiPriority="67" w:semiHidden="0" w:name="Medium Grid 1 Accent 6"/>
-    <w:lsdException w:unhideWhenUsed="0" w:uiPriority="68" w:semiHidden="0" w:name="Medium Grid 2 Accent 6"/>
-    <w:lsdException w:unhideWhenUsed="0" w:uiPriority="69" w:semiHidden="0" w:name="Medium Grid 3 Accent 6"/>
-    <w:lsdException w:unhideWhenUsed="0" w:uiPriority="70" w:semiHidden="0" w:name="Dark List Accent 6"/>
-    <w:lsdException w:unhideWhenUsed="0" w:uiPriority="71" w:semiHidden="0" w:name="Colorful Shading Accent 6"/>
-    <w:lsdException w:unhideWhenUsed="0" w:uiPriority="72" w:semiHidden="0" w:name="Colorful List Accent 6"/>
-    <w:lsdException w:unhideWhenUsed="0" w:uiPriority="73" w:semiHidden="0" w:name="Colorful Grid Accent 6"/>
+  <w:latentStyles w:defLockedState="0" w:defUIPriority="99" w:defSemiHidden="0" w:defUnhideWhenUsed="0" w:defQFormat="0" w:count="376">
+    <w:lsdException w:name="Normal" w:uiPriority="0" w:qFormat="1"/>
+    <w:lsdException w:name="heading 1" w:uiPriority="9" w:qFormat="1"/>
+    <w:lsdException w:name="heading 2" w:semiHidden="1" w:uiPriority="9" w:unhideWhenUsed="1" w:qFormat="1"/>
+    <w:lsdException w:name="heading 3" w:semiHidden="1" w:uiPriority="9" w:unhideWhenUsed="1" w:qFormat="1"/>
+    <w:lsdException w:name="heading 4" w:semiHidden="1" w:uiPriority="9" w:unhideWhenUsed="1" w:qFormat="1"/>
+    <w:lsdException w:name="heading 5" w:semiHidden="1" w:uiPriority="9" w:unhideWhenUsed="1" w:qFormat="1"/>
+    <w:lsdException w:name="heading 6" w:semiHidden="1" w:uiPriority="9" w:unhideWhenUsed="1" w:qFormat="1"/>
+    <w:lsdException w:name="heading 7" w:semiHidden="1" w:uiPriority="9" w:unhideWhenUsed="1" w:qFormat="1"/>
+    <w:lsdException w:name="heading 8" w:semiHidden="1" w:uiPriority="9" w:unhideWhenUsed="1" w:qFormat="1"/>
+    <w:lsdException w:name="heading 9" w:semiHidden="1" w:uiPriority="9" w:unhideWhenUsed="1" w:qFormat="1"/>
+    <w:lsdException w:name="index 1" w:semiHidden="1" w:unhideWhenUsed="1"/>
+    <w:lsdException w:name="index 2" w:semiHidden="1" w:unhideWhenUsed="1"/>
+    <w:lsdException w:name="index 3" w:semiHidden="1" w:unhideWhenUsed="1"/>
+    <w:lsdException w:name="index 4" w:semiHidden="1" w:unhideWhenUsed="1"/>
+    <w:lsdException w:name="index 5" w:semiHidden="1" w:unhideWhenUsed="1"/>
+    <w:lsdException w:name="index 6" w:semiHidden="1" w:unhideWhenUsed="1"/>
+    <w:lsdException w:name="index 7" w:semiHidden="1" w:unhideWhenUsed="1"/>
+    <w:lsdException w:name="index 8" w:semiHidden="1" w:unhideWhenUsed="1"/>
+    <w:lsdException w:name="index 9" w:semiHidden="1" w:unhideWhenUsed="1"/>
+    <w:lsdException w:name="toc 1" w:semiHidden="1" w:uiPriority="39" w:unhideWhenUsed="1"/>
+    <w:lsdException w:name="toc 2" w:semiHidden="1" w:uiPriority="39" w:unhideWhenUsed="1"/>
+    <w:lsdException w:name="toc 3" w:semiHidden="1" w:uiPriority="39" w:unhideWhenUsed="1"/>
+    <w:lsdException w:name="toc 4" w:semiHidden="1" w:uiPriority="39" w:unhideWhenUsed="1"/>
+    <w:lsdException w:name="toc 5" w:semiHidden="1" w:uiPriority="39" w:unhideWhenUsed="1"/>
+    <w:lsdException w:name="toc 6" w:semiHidden="1" w:uiPriority="39" w:unhideWhenUsed="1"/>
+    <w:lsdException w:name="toc 7" w:semiHidden="1" w:uiPriority="39" w:unhideWhenUsed="1"/>
+    <w:lsdException w:name="toc 8" w:semiHidden="1" w:uiPriority="39" w:unhideWhenUsed="1"/>
+    <w:lsdException w:name="toc 9" w:semiHidden="1" w:uiPriority="39" w:unhideWhenUsed="1"/>
+    <w:lsdException w:name="Normal Indent" w:semiHidden="1" w:unhideWhenUsed="1"/>
+    <w:lsdException w:name="footnote text" w:semiHidden="1" w:unhideWhenUsed="1"/>
+    <w:lsdException w:name="annotation text" w:semiHidden="1" w:unhideWhenUsed="1"/>
+    <w:lsdException w:name="header" w:unhideWhenUsed="1"/>
+    <w:lsdException w:name="footer" w:unhideWhenUsed="1"/>
+    <w:lsdException w:name="index heading" w:semiHidden="1" w:unhideWhenUsed="1"/>
+    <w:lsdException w:name="caption" w:semiHidden="1" w:uiPriority="35" w:unhideWhenUsed="1" w:qFormat="1"/>
+    <w:lsdException w:name="table of figures" w:semiHidden="1" w:unhideWhenUsed="1"/>
+    <w:lsdException w:name="envelope address" w:semiHidden="1" w:unhideWhenUsed="1"/>
+    <w:lsdException w:name="envelope return" w:semiHidden="1" w:unhideWhenUsed="1"/>
+    <w:lsdException w:name="footnote reference" w:semiHidden="1" w:unhideWhenUsed="1"/>
+    <w:lsdException w:name="annotation reference" w:semiHidden="1" w:unhideWhenUsed="1"/>
+    <w:lsdException w:name="line number" w:semiHidden="1" w:unhideWhenUsed="1"/>
+    <w:lsdException w:name="page number" w:semiHidden="1" w:unhideWhenUsed="1"/>
+    <w:lsdException w:name="endnote reference" w:semiHidden="1" w:unhideWhenUsed="1"/>
+    <w:lsdException w:name="endnote text" w:semiHidden="1" w:unhideWhenUsed="1"/>
+    <w:lsdException w:name="table of authorities" w:semiHidden="1" w:unhideWhenUsed="1"/>
+    <w:lsdException w:name="macro" w:semiHidden="1" w:unhideWhenUsed="1"/>
+    <w:lsdException w:name="toa heading" w:semiHidden="1" w:unhideWhenUsed="1"/>
+    <w:lsdException w:name="List" w:semiHidden="1" w:unhideWhenUsed="1"/>
+    <w:lsdException w:name="List Bullet" w:semiHidden="1" w:unhideWhenUsed="1"/>
+    <w:lsdException w:name="List Number" w:semiHidden="1" w:unhideWhenUsed="1"/>
+    <w:lsdException w:name="List 2" w:semiHidden="1" w:unhideWhenUsed="1"/>
+    <w:lsdException w:name="List 3" w:semiHidden="1" w:unhideWhenUsed="1"/>
+    <w:lsdException w:name="List 4" w:semiHidden="1" w:unhideWhenUsed="1"/>
+    <w:lsdException w:name="List 5" w:semiHidden="1" w:unhideWhenUsed="1"/>
+    <w:lsdException w:name="List Bullet 2" w:semiHidden="1" w:unhideWhenUsed="1"/>
+    <w:lsdException w:name="List Bullet 3" w:semiHidden="1" w:unhideWhenUsed="1"/>
+    <w:lsdException w:name="List Bullet 4" w:semiHidden="1" w:unhideWhenUsed="1"/>
+    <w:lsdException w:name="List Bullet 5" w:semiHidden="1" w:unhideWhenUsed="1"/>
+    <w:lsdException w:name="List Number 2" w:semiHidden="1" w:unhideWhenUsed="1"/>
+    <w:lsdException w:name="List Number 3" w:semiHidden="1" w:unhideWhenUsed="1"/>
+    <w:lsdException w:name="List Number 4" w:semiHidden="1" w:unhideWhenUsed="1"/>
+    <w:lsdException w:name="List Number 5" w:semiHidden="1" w:unhideWhenUsed="1"/>
+    <w:lsdException w:name="Title" w:uiPriority="10" w:qFormat="1"/>
+    <w:lsdException w:name="Closing" w:semiHidden="1" w:unhideWhenUsed="1"/>
+    <w:lsdException w:name="Signature" w:semiHidden="1" w:unhideWhenUsed="1"/>
+    <w:lsdException w:name="Default Paragraph Font" w:semiHidden="1" w:uiPriority="1" w:unhideWhenUsed="1"/>
+    <w:lsdException w:name="Body Text" w:semiHidden="1" w:unhideWhenUsed="1"/>
+    <w:lsdException w:name="Body Text Indent" w:semiHidden="1" w:unhideWhenUsed="1"/>
+    <w:lsdException w:name="List Continue" w:semiHidden="1" w:unhideWhenUsed="1"/>
+    <w:lsdException w:name="List Continue 2" w:semiHidden="1" w:unhideWhenUsed="1"/>
+    <w:lsdException w:name="List Continue 3" w:semiHidden="1" w:unhideWhenUsed="1"/>
+    <w:lsdException w:name="List Continue 4" w:semiHidden="1" w:unhideWhenUsed="1"/>
+    <w:lsdException w:name="List Continue 5" w:semiHidden="1" w:unhideWhenUsed="1"/>
+    <w:lsdException w:name="Message Header" w:semiHidden="1" w:unhideWhenUsed="1"/>
+    <w:lsdException w:name="Subtitle" w:uiPriority="11" w:qFormat="1"/>
+    <w:lsdException w:name="Salutation" w:semiHidden="1" w:unhideWhenUsed="1"/>
+    <w:lsdException w:name="Date" w:semiHidden="1" w:unhideWhenUsed="1"/>
+    <w:lsdException w:name="Body Text First Indent" w:semiHidden="1" w:unhideWhenUsed="1"/>
+    <w:lsdException w:name="Body Text First Indent 2" w:semiHidden="1" w:unhideWhenUsed="1"/>
+    <w:lsdException w:name="Note Heading" w:semiHidden="1" w:unhideWhenUsed="1"/>
+    <w:lsdException w:name="Body Text 2" w:semiHidden="1" w:unhideWhenUsed="1"/>
+    <w:lsdException w:name="Body Text 3" w:semiHidden="1" w:unhideWhenUsed="1"/>
+    <w:lsdException w:name="Body Text Indent 2" w:semiHidden="1" w:unhideWhenUsed="1"/>
+    <w:lsdException w:name="Body Text Indent 3" w:semiHidden="1" w:unhideWhenUsed="1"/>
+    <w:lsdException w:name="Block Text" w:semiHidden="1" w:unhideWhenUsed="1"/>
+    <w:lsdException w:name="Hyperlink" w:unhideWhenUsed="1"/>
+    <w:lsdException w:name="FollowedHyperlink" w:semiHidden="1" w:unhideWhenUsed="1"/>
+    <w:lsdException w:name="Strong" w:uiPriority="22" w:qFormat="1"/>
+    <w:lsdException w:name="Emphasis" w:uiPriority="20" w:qFormat="1"/>
+    <w:lsdException w:name="Document Map" w:semiHidden="1" w:unhideWhenUsed="1"/>
+    <w:lsdException w:name="Plain Text" w:semiHidden="1" w:unhideWhenUsed="1"/>
+    <w:lsdException w:name="E-mail Signature" w:semiHidden="1" w:unhideWhenUsed="1"/>
+    <w:lsdException w:name="HTML Top of Form" w:semiHidden="1" w:unhideWhenUsed="1"/>
+    <w:lsdException w:name="HTML Bottom of Form" w:semiHidden="1" w:unhideWhenUsed="1"/>
+    <w:lsdException w:name="Normal (Web)" w:semiHidden="1" w:unhideWhenUsed="1"/>
+    <w:lsdException w:name="HTML Acronym" w:semiHidden="1" w:unhideWhenUsed="1"/>
+    <w:lsdException w:name="HTML Address" w:semiHidden="1" w:unhideWhenUsed="1"/>
+    <w:lsdException w:name="HTML Cite" w:semiHidden="1" w:unhideWhenUsed="1"/>
+    <w:lsdException w:name="HTML Code" w:semiHidden="1" w:unhideWhenUsed="1"/>
+    <w:lsdException w:name="HTML Definition" w:semiHidden="1" w:unhideWhenUsed="1"/>
+    <w:lsdException w:name="HTML Keyboard" w:semiHidden="1" w:unhideWhenUsed="1"/>
+    <w:lsdException w:name="HTML Preformatted" w:semiHidden="1" w:unhideWhenUsed="1"/>
+    <w:lsdException w:name="HTML Sample" w:semiHidden="1" w:unhideWhenUsed="1"/>
+    <w:lsdException w:name="HTML Typewriter" w:semiHidden="1" w:unhideWhenUsed="1"/>
+    <w:lsdException w:name="HTML Variable" w:semiHidden="1" w:unhideWhenUsed="1"/>
+    <w:lsdException w:name="Normal Table" w:semiHidden="1" w:unhideWhenUsed="1"/>
+    <w:lsdException w:name="annotation subject" w:semiHidden="1" w:unhideWhenUsed="1"/>
+    <w:lsdException w:name="No List" w:semiHidden="1" w:unhideWhenUsed="1"/>
+    <w:lsdException w:name="Outline List 1" w:semiHidden="1" w:unhideWhenUsed="1"/>
+    <w:lsdException w:name="Outline List 2" w:semiHidden="1" w:unhideWhenUsed="1"/>
+    <w:lsdException w:name="Outline List 3" w:semiHidden="1" w:unhideWhenUsed="1"/>
+    <w:lsdException w:name="Table Simple 1" w:semiHidden="1" w:unhideWhenUsed="1"/>
+    <w:lsdException w:name="Table Simple 2" w:semiHidden="1" w:unhideWhenUsed="1"/>
+    <w:lsdException w:name="Table Simple 3" w:semiHidden="1" w:unhideWhenUsed="1"/>
+    <w:lsdException w:name="Table Classic 1" w:semiHidden="1" w:unhideWhenUsed="1"/>
+    <w:lsdException w:name="Table Classic 2" w:semiHidden="1" w:unhideWhenUsed="1"/>
+    <w:lsdException w:name="Table Classic 3" w:semiHidden="1" w:unhideWhenUsed="1"/>
+    <w:lsdException w:name="Table Classic 4" w:semiHidden="1" w:unhideWhenUsed="1"/>
+    <w:lsdException w:name="Table Colorful 1" w:semiHidden="1" w:unhideWhenUsed="1"/>
+    <w:lsdException w:name="Table Colorful 2" w:semiHidden="1" w:unhideWhenUsed="1"/>
+    <w:lsdException w:name="Table Colorful 3" w:semiHidden="1" w:unhideWhenUsed="1"/>
+    <w:lsdException w:name="Table Columns 1" w:semiHidden="1" w:unhideWhenUsed="1"/>
+    <w:lsdException w:name="Table Columns 2" w:semiHidden="1" w:unhideWhenUsed="1"/>
+    <w:lsdException w:name="Table Columns 3" w:semiHidden="1" w:unhideWhenUsed="1"/>
+    <w:lsdException w:name="Table Columns 4" w:semiHidden="1" w:unhideWhenUsed="1"/>
+    <w:lsdException w:name="Table Columns 5" w:semiHidden="1" w:unhideWhenUsed="1"/>
+    <w:lsdException w:name="Table Grid 1" w:semiHidden="1" w:unhideWhenUsed="1"/>
+    <w:lsdException w:name="Table Grid 2" w:semiHidden="1" w:unhideWhenUsed="1"/>
+    <w:lsdException w:name="Table Grid 3" w:semiHidden="1" w:unhideWhenUsed="1"/>
+    <w:lsdException w:name="Table Grid 4" w:semiHidden="1" w:unhideWhenUsed="1"/>
+    <w:lsdException w:name="Table Grid 5" w:semiHidden="1" w:unhideWhenUsed="1"/>
+    <w:lsdException w:name="Table Grid 6" w:semiHidden="1" w:unhideWhenUsed="1"/>
+    <w:lsdException w:name="Table Grid 7" w:semiHidden="1" w:unhideWhenUsed="1"/>
+    <w:lsdException w:name="Table Grid 8" w:semiHidden="1" w:unhideWhenUsed="1"/>
+    <w:lsdException w:name="Table List 1" w:semiHidden="1" w:unhideWhenUsed="1"/>
+    <w:lsdException w:name="Table List 2" w:semiHidden="1" w:unhideWhenUsed="1"/>
+    <w:lsdException w:name="Table List 3" w:semiHidden="1" w:unhideWhenUsed="1"/>
+    <w:lsdException w:name="Table List 4" w:semiHidden="1" w:unhideWhenUsed="1"/>
+    <w:lsdException w:name="Table List 5" w:semiHidden="1" w:unhideWhenUsed="1"/>
+    <w:lsdException w:name="Table List 6" w:semiHidden="1" w:unhideWhenUsed="1"/>
+    <w:lsdException w:name="Table List 7" w:semiHidden="1" w:unhideWhenUsed="1"/>
+    <w:lsdException w:name="Table List 8" w:semiHidden="1" w:unhideWhenUsed="1"/>
+    <w:lsdException w:name="Table 3D effects 1" w:semiHidden="1" w:unhideWhenUsed="1"/>
+    <w:lsdException w:name="Table 3D effects 2" w:semiHidden="1" w:unhideWhenUsed="1"/>
+    <w:lsdException w:name="Table 3D effects 3" w:semiHidden="1" w:unhideWhenUsed="1"/>
+    <w:lsdException w:name="Table Contemporary" w:semiHidden="1" w:unhideWhenUsed="1"/>
+    <w:lsdException w:name="Table Elegant" w:semiHidden="1" w:unhideWhenUsed="1"/>
+    <w:lsdException w:name="Table Professional" w:semiHidden="1" w:unhideWhenUsed="1"/>
+    <w:lsdException w:name="Table Subtle 1" w:semiHidden="1" w:unhideWhenUsed="1"/>
+    <w:lsdException w:name="Table Subtle 2" w:semiHidden="1" w:unhideWhenUsed="1"/>
+    <w:lsdException w:name="Table Web 1" w:semiHidden="1" w:unhideWhenUsed="1"/>
+    <w:lsdException w:name="Table Web 2" w:semiHidden="1" w:unhideWhenUsed="1"/>
+    <w:lsdException w:name="Table Web 3" w:semiHidden="1" w:unhideWhenUsed="1"/>
+    <w:lsdException w:name="Balloon Text" w:semiHidden="1" w:unhideWhenUsed="1"/>
+    <w:lsdException w:name="Table Grid" w:uiPriority="39"/>
+    <w:lsdException w:name="Table Theme" w:semiHidden="1" w:unhideWhenUsed="1"/>
+    <w:lsdException w:name="Placeholder Text" w:semiHidden="1" w:unhideWhenUsed="1"/>
+    <w:lsdException w:name="No Spacing" w:semiHidden="1" w:unhideWhenUsed="1"/>
+    <w:lsdException w:name="Light Shading" w:uiPriority="60"/>
+    <w:lsdException w:name="Light List" w:uiPriority="61"/>
+    <w:lsdException w:name="Light Grid" w:uiPriority="62"/>
+    <w:lsdException w:name="Medium Shading 1" w:uiPriority="63"/>
+    <w:lsdException w:name="Medium Shading 2" w:uiPriority="64"/>
+    <w:lsdException w:name="Medium List 1" w:uiPriority="65"/>
+    <w:lsdException w:name="Medium List 2" w:uiPriority="66"/>
+    <w:lsdException w:name="Medium Grid 1" w:uiPriority="67"/>
+    <w:lsdException w:name="Medium Grid 2" w:uiPriority="68"/>
+    <w:lsdException w:name="Medium Grid 3" w:uiPriority="69"/>
+    <w:lsdException w:name="Dark List" w:uiPriority="70"/>
+    <w:lsdException w:name="Colorful Shading" w:uiPriority="71"/>
+    <w:lsdException w:name="Colorful List" w:uiPriority="72"/>
+    <w:lsdException w:name="Colorful Grid" w:uiPriority="73"/>
+    <w:lsdException w:name="Light Shading Accent 1" w:uiPriority="60"/>
+    <w:lsdException w:name="Light List Accent 1" w:uiPriority="61"/>
+    <w:lsdException w:name="Light Grid Accent 1" w:uiPriority="62"/>
+    <w:lsdException w:name="Medium Shading 1 Accent 1" w:uiPriority="63"/>
+    <w:lsdException w:name="Medium Shading 2 Accent 1" w:uiPriority="64"/>
+    <w:lsdException w:name="Medium List 1 Accent 1" w:uiPriority="65"/>
+    <w:lsdException w:name="Revision" w:semiHidden="1" w:unhideWhenUsed="1"/>
+    <w:lsdException w:name="List Paragraph" w:semiHidden="1" w:unhideWhenUsed="1"/>
+    <w:lsdException w:name="Quote" w:semiHidden="1" w:unhideWhenUsed="1"/>
+    <w:lsdException w:name="Intense Quote" w:semiHidden="1" w:unhideWhenUsed="1"/>
+    <w:lsdException w:name="Medium List 2 Accent 1" w:uiPriority="66"/>
+    <w:lsdException w:name="Medium Grid 1 Accent 1" w:uiPriority="67"/>
+    <w:lsdException w:name="Medium Grid 2 Accent 1" w:uiPriority="68"/>
+    <w:lsdException w:name="Medium Grid 3 Accent 1" w:uiPriority="69"/>
+    <w:lsdException w:name="Dark List Accent 1" w:uiPriority="70"/>
+    <w:lsdException w:name="Colorful Shading Accent 1" w:uiPriority="71"/>
+    <w:lsdException w:name="Colorful List Accent 1" w:uiPriority="72"/>
+    <w:lsdException w:name="Colorful Grid Accent 1" w:uiPriority="73"/>
+    <w:lsdException w:name="Light Shading Accent 2" w:uiPriority="60"/>
+    <w:lsdException w:name="Light List Accent 2" w:uiPriority="61"/>
+    <w:lsdException w:name="Light Grid Accent 2" w:uiPriority="62"/>
+    <w:lsdException w:name="Medium Shading 1 Accent 2" w:uiPriority="63"/>
+    <w:lsdException w:name="Medium Shading 2 Accent 2" w:uiPriority="64"/>
+    <w:lsdException w:name="Medium List 1 Accent 2" w:uiPriority="65"/>
+    <w:lsdException w:name="Medium List 2 Accent 2" w:uiPriority="66"/>
+    <w:lsdException w:name="Medium Grid 1 Accent 2" w:uiPriority="67"/>
+    <w:lsdException w:name="Medium Grid 2 Accent 2" w:uiPriority="68"/>
+    <w:lsdException w:name="Medium Grid 3 Accent 2" w:uiPriority="69"/>
+    <w:lsdException w:name="Dark List Accent 2" w:uiPriority="70"/>
+    <w:lsdException w:name="Colorful Shading Accent 2" w:uiPriority="71"/>
+    <w:lsdException w:name="Colorful List Accent 2" w:uiPriority="72"/>
+    <w:lsdException w:name="Colorful Grid Accent 2" w:uiPriority="73"/>
+    <w:lsdException w:name="Light Shading Accent 3" w:uiPriority="60"/>
+    <w:lsdException w:name="Light List Accent 3" w:uiPriority="61"/>
+    <w:lsdException w:name="Light Grid Accent 3" w:uiPriority="62"/>
+    <w:lsdException w:name="Medium Shading 1 Accent 3" w:uiPriority="63"/>
+    <w:lsdException w:name="Medium Shading 2 Accent 3" w:uiPriority="64"/>
+    <w:lsdException w:name="Medium List 1 Accent 3" w:uiPriority="65"/>
+    <w:lsdException w:name="Medium List 2 Accent 3" w:uiPriority="66"/>
+    <w:lsdException w:name="Medium Grid 1 Accent 3" w:uiPriority="67"/>
+    <w:lsdException w:name="Medium Grid 2 Accent 3" w:uiPriority="68"/>
+    <w:lsdException w:name="Medium Grid 3 Accent 3" w:uiPriority="69"/>
+    <w:lsdException w:name="Dark List Accent 3" w:uiPriority="70"/>
+    <w:lsdException w:name="Colorful Shading Accent 3" w:uiPriority="71"/>
+    <w:lsdException w:name="Colorful List Accent 3" w:uiPriority="72"/>
+    <w:lsdException w:name="Colorful Grid Accent 3" w:uiPriority="73"/>
+    <w:lsdException w:name="Light Shading Accent 4" w:uiPriority="60"/>
+    <w:lsdException w:name="Light List Accent 4" w:uiPriority="61"/>
+    <w:lsdException w:name="Light Grid Accent 4" w:uiPriority="62"/>
+    <w:lsdException w:name="Medium Shading 1 Accent 4" w:uiPriority="63"/>
+    <w:lsdException w:name="Medium Shading 2 Accent 4" w:uiPriority="64"/>
+    <w:lsdException w:name="Medium List 1 Accent 4" w:uiPriority="65"/>
+    <w:lsdException w:name="Medium List 2 Accent 4" w:uiPriority="66"/>
+    <w:lsdException w:name="Medium Grid 1 Accent 4" w:uiPriority="67"/>
+    <w:lsdException w:name="Medium Grid 2 Accent 4" w:uiPriority="68"/>
+    <w:lsdException w:name="Medium Grid 3 Accent 4" w:uiPriority="69"/>
+    <w:lsdException w:name="Dark List Accent 4" w:uiPriority="70"/>
+    <w:lsdException w:name="Colorful Shading Accent 4" w:uiPriority="71"/>
+    <w:lsdException w:name="Colorful List Accent 4" w:uiPriority="72"/>
+    <w:lsdException w:name="Colorful Grid Accent 4" w:uiPriority="73"/>
+    <w:lsdException w:name="Light Shading Accent 5" w:uiPriority="60"/>
+    <w:lsdException w:name="Light List Accent 5" w:uiPriority="61"/>
+    <w:lsdException w:name="Light Grid Accent 5" w:uiPriority="62"/>
+    <w:lsdException w:name="Medium Shading 1 Accent 5" w:uiPriority="63"/>
+    <w:lsdException w:name="Medium Shading 2 Accent 5" w:uiPriority="64"/>
+    <w:lsdException w:name="Medium List 1 Accent 5" w:uiPriority="65"/>
+    <w:lsdException w:name="Medium List 2 Accent 5" w:uiPriority="66"/>
+    <w:lsdException w:name="Medium Grid 1 Accent 5" w:uiPriority="67"/>
+    <w:lsdException w:name="Medium Grid 2 Accent 5" w:uiPriority="68"/>
+    <w:lsdException w:name="Medium Grid 3 Accent 5" w:uiPriority="69"/>
+    <w:lsdException w:name="Dark List Accent 5" w:uiPriority="70"/>
+    <w:lsdException w:name="Colorful Shading Accent 5" w:uiPriority="71"/>
+    <w:lsdException w:name="Colorful List Accent 5" w:uiPriority="72"/>
+    <w:lsdException w:name="Colorful Grid Accent 5" w:uiPriority="73"/>
+    <w:lsdException w:name="Light Shading Accent 6" w:uiPriority="60"/>
+    <w:lsdException w:name="Light List Accent 6" w:uiPriority="61"/>
+    <w:lsdException w:name="Light Grid Accent 6" w:uiPriority="62"/>
+    <w:lsdException w:name="Medium Shading 1 Accent 6" w:uiPriority="63"/>
+    <w:lsdException w:name="Medium Shading 2 Accent 6" w:uiPriority="64"/>
+    <w:lsdException w:name="Medium List 1 Accent 6" w:uiPriority="65"/>
+    <w:lsdException w:name="Medium List 2 Accent 6" w:uiPriority="66"/>
+    <w:lsdException w:name="Medium Grid 1 Accent 6" w:uiPriority="67"/>
+    <w:lsdException w:name="Medium Grid 2 Accent 6" w:uiPriority="68"/>
+    <w:lsdException w:name="Medium Grid 3 Accent 6" w:uiPriority="69"/>
+    <w:lsdException w:name="Dark List Accent 6" w:uiPriority="70"/>
+    <w:lsdException w:name="Colorful Shading Accent 6" w:uiPriority="71"/>
+    <w:lsdException w:name="Colorful List Accent 6" w:uiPriority="72"/>
+    <w:lsdException w:name="Colorful Grid Accent 6" w:uiPriority="73"/>
+    <w:lsdException w:name="Subtle Emphasis" w:uiPriority="19" w:qFormat="1"/>
+    <w:lsdException w:name="Intense Emphasis" w:uiPriority="21" w:qFormat="1"/>
+    <w:lsdException w:name="Subtle Reference" w:uiPriority="31" w:qFormat="1"/>
+    <w:lsdException w:name="Intense Reference" w:uiPriority="32" w:qFormat="1"/>
+    <w:lsdException w:name="Book Title" w:uiPriority="33" w:qFormat="1"/>
+    <w:lsdException w:name="Bibliography" w:semiHidden="1" w:uiPriority="37" w:unhideWhenUsed="1"/>
+    <w:lsdException w:name="TOC Heading" w:semiHidden="1" w:uiPriority="39" w:unhideWhenUsed="1" w:qFormat="1"/>
+    <w:lsdException w:name="Plain Table 1" w:uiPriority="41"/>
+    <w:lsdException w:name="Plain Table 2" w:uiPriority="42"/>
+    <w:lsdException w:name="Plain Table 3" w:uiPriority="43"/>
+    <w:lsdException w:name="Plain Table 4" w:uiPriority="44"/>
+    <w:lsdException w:name="Plain Table 5" w:uiPriority="45"/>
+    <w:lsdException w:name="Grid Table Light" w:uiPriority="40"/>
+    <w:lsdException w:name="Grid Table 1 Light" w:uiPriority="46"/>
+    <w:lsdException w:name="Grid Table 2" w:uiPriority="47"/>
+    <w:lsdException w:name="Grid Table 3" w:uiPriority="48"/>
+    <w:lsdException w:name="Grid Table 4" w:uiPriority="49"/>
+    <w:lsdException w:name="Grid Table 5 Dark" w:uiPriority="50"/>
+    <w:lsdException w:name="Grid Table 6 Colorful" w:uiPriority="51"/>
+    <w:lsdException w:name="Grid Table 7 Colorful" w:uiPriority="52"/>
+    <w:lsdException w:name="Grid Table 1 Light Accent 1" w:uiPriority="46"/>
+    <w:lsdException w:name="Grid Table 2 Accent 1" w:uiPriority="47"/>
+    <w:lsdException w:name="Grid Table 3 Accent 1" w:uiPriority="48"/>
+    <w:lsdException w:name="Grid Table 4 Accent 1" w:uiPriority="49"/>
+    <w:lsdException w:name="Grid Table 5 Dark Accent 1" w:uiPriority="50"/>
+    <w:lsdException w:name="Grid Table 6 Colorful Accent 1" w:uiPriority="51"/>
+    <w:lsdException w:name="Grid Table 7 Colorful Accent 1" w:uiPriority="52"/>
+    <w:lsdException w:name="Grid Table 1 Light Accent 2" w:uiPriority="46"/>
+    <w:lsdException w:name="Grid Table 2 Accent 2" w:uiPriority="47"/>
+    <w:lsdException w:name="Grid Table 3 Accent 2" w:uiPriority="48"/>
+    <w:lsdException w:name="Grid Table 4 Accent 2" w:uiPriority="49"/>
+    <w:lsdException w:name="Grid Table 5 Dark Accent 2" w:uiPriority="50"/>
+    <w:lsdException w:name="Grid Table 6 Colorful Accent 2" w:uiPriority="51"/>
+    <w:lsdException w:name="Grid Table 7 Colorful Accent 2" w:uiPriority="52"/>
+    <w:lsdException w:name="Grid Table 1 Light Accent 3" w:uiPriority="46"/>
+    <w:lsdException w:name="Grid Table 2 Accent 3" w:uiPriority="47"/>
+    <w:lsdException w:name="Grid Table 3 Accent 3" w:uiPriority="48"/>
+    <w:lsdException w:name="Grid Table 4 Accent 3" w:uiPriority="49"/>
+    <w:lsdException w:name="Grid Table 5 Dark Accent 3" w:uiPriority="50"/>
+    <w:lsdException w:name="Grid Table 6 Colorful Accent 3" w:uiPriority="51"/>
+    <w:lsdException w:name="Grid Table 7 Colorful Accent 3" w:uiPriority="52"/>
+    <w:lsdException w:name="Grid Table 1 Light Accent 4" w:uiPriority="46"/>
+    <w:lsdException w:name="Grid Table 2 Accent 4" w:uiPriority="47"/>
+    <w:lsdException w:name="Grid Table 3 Accent 4" w:uiPriority="48"/>
+    <w:lsdException w:name="Grid Table 4 Accent 4" w:uiPriority="49"/>
+    <w:lsdException w:name="Grid Table 5 Dark Accent 4" w:uiPriority="50"/>
+    <w:lsdException w:name="Grid Table 6 Colorful Accent 4" w:uiPriority="51"/>
+    <w:lsdException w:name="Grid Table 7 Colorful Accent 4" w:uiPriority="52"/>
+    <w:lsdException w:name="Grid Table 1 Light Accent 5" w:uiPriority="46"/>
+    <w:lsdException w:name="Grid Table 2 Accent 5" w:uiPriority="47"/>
+    <w:lsdException w:name="Grid Table 3 Accent 5" w:uiPriority="48"/>
+    <w:lsdException w:name="Grid Table 4 Accent 5" w:uiPriority="49"/>
+    <w:lsdException w:name="Grid Table 5 Dark Accent 5" w:uiPriority="50"/>
+    <w:lsdException w:name="Grid Table 6 Colorful Accent 5" w:uiPriority="51"/>
+    <w:lsdException w:name="Grid Table 7 Colorful Accent 5" w:uiPriority="52"/>
+    <w:lsdException w:name="Grid Table 1 Light Accent 6" w:uiPriority="46"/>
+    <w:lsdException w:name="Grid Table 2 Accent 6" w:uiPriority="47"/>
+    <w:lsdException w:name="Grid Table 3 Accent 6" w:uiPriority="48"/>
+    <w:lsdException w:name="Grid Table 4 Accent 6" w:uiPriority="49"/>
+    <w:lsdException w:name="Grid Table 5 Dark Accent 6" w:uiPriority="50"/>
+    <w:lsdException w:name="Grid Table 6 Colorful Accent 6" w:uiPriority="51"/>
+    <w:lsdException w:name="Grid Table 7 Colorful Accent 6" w:uiPriority="52"/>
+    <w:lsdException w:name="List Table 1 Light" w:uiPriority="46"/>
+    <w:lsdException w:name="List Table 2" w:uiPriority="47"/>
+    <w:lsdException w:name="List Table 3" w:uiPriority="48"/>
+    <w:lsdException w:name="List Table 4" w:uiPriority="49"/>
+    <w:lsdException w:name="List Table 5 Dark" w:uiPriority="50"/>
+    <w:lsdException w:name="List Table 6 Colorful" w:uiPriority="51"/>
+    <w:lsdException w:name="List Table 7 Colorful" w:uiPriority="52"/>
+    <w:lsdException w:name="List Table 1 Light Accent 1" w:uiPriority="46"/>
+    <w:lsdException w:name="List Table 2 Accent 1" w:uiPriority="47"/>
+    <w:lsdException w:name="List Table 3 Accent 1" w:uiPriority="48"/>
+    <w:lsdException w:name="List Table 4 Accent 1" w:uiPriority="49"/>
+    <w:lsdException w:name="List Table 5 Dark Accent 1" w:uiPriority="50"/>
+    <w:lsdException w:name="List Table 6 Colorful Accent 1" w:uiPriority="51"/>
+    <w:lsdException w:name="List Table 7 Colorful Accent 1" w:uiPriority="52"/>
+    <w:lsdException w:name="List Table 1 Light Accent 2" w:uiPriority="46"/>
+    <w:lsdException w:name="List Table 2 Accent 2" w:uiPriority="47"/>
+    <w:lsdException w:name="List Table 3 Accent 2" w:uiPriority="48"/>
+    <w:lsdException w:name="List Table 4 Accent 2" w:uiPriority="49"/>
+    <w:lsdException w:name="List Table 5 Dark Accent 2" w:uiPriority="50"/>
+    <w:lsdException w:name="List Table 6 Colorful Accent 2" w:uiPriority="51"/>
+    <w:lsdException w:name="List Table 7 Colorful Accent 2" w:uiPriority="52"/>
+    <w:lsdException w:name="List Table 1 Light Accent 3" w:uiPriority="46"/>
+    <w:lsdException w:name="List Table 2 Accent 3" w:uiPriority="47"/>
+    <w:lsdException w:name="List Table 3 Accent 3" w:uiPriority="48"/>
+    <w:lsdException w:name="List Table 4 Accent 3" w:uiPriority="49"/>
+    <w:lsdException w:name="List Table 5 Dark Accent 3" w:uiPriority="50"/>
+    <w:lsdException w:name="List Table 6 Colorful Accent 3" w:uiPriority="51"/>
+    <w:lsdException w:name="List Table 7 Colorful Accent 3" w:uiPriority="52"/>
+    <w:lsdException w:name="List Table 1 Light Accent 4" w:uiPriority="46"/>
+    <w:lsdException w:name="List Table 2 Accent 4" w:uiPriority="47"/>
+    <w:lsdException w:name="List Table 3 Accent 4" w:uiPriority="48"/>
+    <w:lsdException w:name="List Table 4 Accent 4" w:uiPriority="49"/>
+    <w:lsdException w:name="List Table 5 Dark Accent 4" w:uiPriority="50"/>
+    <w:lsdException w:name="List Table 6 Colorful Accent 4" w:uiPriority="51"/>
+    <w:lsdException w:name="List Table 7 Colorful Accent 4" w:uiPriority="52"/>
+    <w:lsdException w:name="List Table 1 Light Accent 5" w:uiPriority="46"/>
+    <w:lsdException w:name="List Table 2 Accent 5" w:uiPriority="47"/>
+    <w:lsdException w:name="List Table 3 Accent 5" w:uiPriority="48"/>
+    <w:lsdException w:name="List Table 4 Accent 5" w:uiPriority="49"/>
+    <w:lsdException w:name="List Table 5 Dark Accent 5" w:uiPriority="50"/>
+    <w:lsdException w:name="List Table 6 Colorful Accent 5" w:uiPriority="51"/>
+    <w:lsdException w:name="List Table 7 Colorful Accent 5" w:uiPriority="52"/>
+    <w:lsdException w:name="List Table 1 Light Accent 6" w:uiPriority="46"/>
+    <w:lsdException w:name="List Table 2 Accent 6" w:uiPriority="47"/>
+    <w:lsdException w:name="List Table 3 Accent 6" w:uiPriority="48"/>
+    <w:lsdException w:name="List Table 4 Accent 6" w:uiPriority="49"/>
+    <w:lsdException w:name="List Table 5 Dark Accent 6" w:uiPriority="50"/>
+    <w:lsdException w:name="List Table 6 Colorful Accent 6" w:uiPriority="51"/>
+    <w:lsdException w:name="List Table 7 Colorful Accent 6" w:uiPriority="52"/>
+    <w:lsdException w:name="Mention" w:semiHidden="1" w:unhideWhenUsed="1"/>
+    <w:lsdException w:name="Smart Hyperlink" w:semiHidden="1" w:unhideWhenUsed="1"/>
+    <w:lsdException w:name="Hashtag" w:semiHidden="1" w:unhideWhenUsed="1"/>
+    <w:lsdException w:name="Unresolved Mention" w:semiHidden="1" w:unhideWhenUsed="1"/>
+    <w:lsdException w:name="Smart Link" w:semiHidden="1" w:unhideWhenUsed="1"/>
   </w:latentStyles>
-  <w:style w:type="paragraph" w:default="1" w:styleId="1">
+  <w:style w:type="paragraph" w:default="1" w:styleId="a">
     <w:name w:val="Normal"/>
     <w:qFormat/>
-    <w:uiPriority w:val="0"/>
     <w:pPr>
       <w:widowControl w:val="0"/>
-      <w:spacing w:after="160" w:line="278" w:lineRule="auto"/>
     </w:pPr>
     <w:rPr>
-      <w:rFonts w:asciiTheme="minorHAnsi" w:hAnsiTheme="minorHAnsi" w:eastAsiaTheme="minorEastAsia" w:cstheme="minorBidi"/>
       <w:kern w:val="2"/>
       <w:sz w:val="24"/>
       <w:szCs w:val="24"/>
-      <w:lang w:val="en-US" w:eastAsia="zh-TW" w:bidi="ar-SA"/>
       <w14:ligatures w14:val="standardContextual"/>
     </w:rPr>
   </w:style>
-  <w:style w:type="paragraph" w:styleId="2">
+  <w:style w:type="paragraph" w:styleId="1">
     <w:name w:val="heading 1"/>
-    <w:basedOn w:val="1"/>
-    <w:next w:val="1"/>
-    <w:link w:val="18"/>
+    <w:basedOn w:val="a"/>
+    <w:next w:val="a"/>
+    <w:link w:val="10"/>
+    <w:uiPriority w:val="9"/>
     <w:qFormat/>
-    <w:uiPriority w:val="9"/>
     <w:pPr>
       <w:keepNext/>
       <w:keepLines/>
@@ -1006,20 +1254,20 @@
       <w:outlineLvl w:val="0"/>
     </w:pPr>
     <w:rPr>
-      <w:rFonts w:asciiTheme="majorHAnsi" w:hAnsiTheme="majorHAnsi" w:eastAsiaTheme="majorEastAsia" w:cstheme="majorBidi"/>
-      <w:color w:val="104862" w:themeColor="accent1" w:themeShade="BF"/>
+      <w:rFonts w:asciiTheme="majorHAnsi" w:eastAsiaTheme="majorEastAsia" w:hAnsiTheme="majorHAnsi" w:cstheme="majorBidi"/>
+      <w:color w:val="0F4761" w:themeColor="accent1" w:themeShade="BF"/>
       <w:sz w:val="48"/>
       <w:szCs w:val="48"/>
     </w:rPr>
   </w:style>
-  <w:style w:type="paragraph" w:styleId="3">
+  <w:style w:type="paragraph" w:styleId="2">
     <w:name w:val="heading 2"/>
-    <w:basedOn w:val="1"/>
-    <w:next w:val="1"/>
-    <w:link w:val="19"/>
+    <w:basedOn w:val="a"/>
+    <w:next w:val="a"/>
+    <w:link w:val="20"/>
+    <w:uiPriority w:val="9"/>
     <w:unhideWhenUsed/>
     <w:qFormat/>
-    <w:uiPriority w:val="9"/>
     <w:pPr>
       <w:keepNext/>
       <w:keepLines/>
@@ -1027,20 +1275,20 @@
       <w:outlineLvl w:val="1"/>
     </w:pPr>
     <w:rPr>
-      <w:rFonts w:asciiTheme="majorHAnsi" w:hAnsiTheme="majorHAnsi" w:eastAsiaTheme="majorEastAsia" w:cstheme="majorBidi"/>
-      <w:color w:val="104862" w:themeColor="accent1" w:themeShade="BF"/>
+      <w:rFonts w:asciiTheme="majorHAnsi" w:eastAsiaTheme="majorEastAsia" w:hAnsiTheme="majorHAnsi" w:cstheme="majorBidi"/>
+      <w:color w:val="0F4761" w:themeColor="accent1" w:themeShade="BF"/>
       <w:sz w:val="40"/>
       <w:szCs w:val="40"/>
     </w:rPr>
   </w:style>
-  <w:style w:type="paragraph" w:styleId="4">
+  <w:style w:type="paragraph" w:styleId="3">
     <w:name w:val="heading 3"/>
-    <w:basedOn w:val="1"/>
-    <w:next w:val="1"/>
-    <w:link w:val="20"/>
+    <w:basedOn w:val="a"/>
+    <w:next w:val="a"/>
+    <w:link w:val="30"/>
+    <w:uiPriority w:val="9"/>
     <w:unhideWhenUsed/>
     <w:qFormat/>
-    <w:uiPriority w:val="9"/>
     <w:pPr>
       <w:keepNext/>
       <w:keepLines/>
@@ -1049,19 +1297,19 @@
     </w:pPr>
     <w:rPr>
       <w:rFonts w:eastAsiaTheme="majorEastAsia" w:cstheme="majorBidi"/>
-      <w:color w:val="104862" w:themeColor="accent1" w:themeShade="BF"/>
+      <w:color w:val="0F4761" w:themeColor="accent1" w:themeShade="BF"/>
       <w:sz w:val="32"/>
       <w:szCs w:val="32"/>
     </w:rPr>
   </w:style>
-  <w:style w:type="paragraph" w:styleId="5">
+  <w:style w:type="paragraph" w:styleId="4">
     <w:name w:val="heading 4"/>
-    <w:basedOn w:val="1"/>
-    <w:next w:val="1"/>
-    <w:link w:val="21"/>
+    <w:basedOn w:val="a"/>
+    <w:next w:val="a"/>
+    <w:link w:val="40"/>
+    <w:uiPriority w:val="9"/>
     <w:unhideWhenUsed/>
     <w:qFormat/>
-    <w:uiPriority w:val="9"/>
     <w:pPr>
       <w:keepNext/>
       <w:keepLines/>
@@ -1070,19 +1318,19 @@
     </w:pPr>
     <w:rPr>
       <w:rFonts w:eastAsiaTheme="majorEastAsia" w:cstheme="majorBidi"/>
-      <w:color w:val="104862" w:themeColor="accent1" w:themeShade="BF"/>
+      <w:color w:val="0F4761" w:themeColor="accent1" w:themeShade="BF"/>
       <w:sz w:val="28"/>
       <w:szCs w:val="28"/>
     </w:rPr>
   </w:style>
-  <w:style w:type="paragraph" w:styleId="6">
+  <w:style w:type="paragraph" w:styleId="5">
     <w:name w:val="heading 5"/>
-    <w:basedOn w:val="1"/>
-    <w:next w:val="1"/>
-    <w:link w:val="22"/>
+    <w:basedOn w:val="a"/>
+    <w:next w:val="a"/>
+    <w:link w:val="50"/>
+    <w:uiPriority w:val="9"/>
     <w:unhideWhenUsed/>
     <w:qFormat/>
-    <w:uiPriority w:val="9"/>
     <w:pPr>
       <w:keepNext/>
       <w:keepLines/>
@@ -1091,17 +1339,17 @@
     </w:pPr>
     <w:rPr>
       <w:rFonts w:eastAsiaTheme="majorEastAsia" w:cstheme="majorBidi"/>
-      <w:color w:val="104862" w:themeColor="accent1" w:themeShade="BF"/>
-    </w:rPr>
-  </w:style>
-  <w:style w:type="paragraph" w:styleId="7">
+      <w:color w:val="0F4761" w:themeColor="accent1" w:themeShade="BF"/>
+    </w:rPr>
+  </w:style>
+  <w:style w:type="paragraph" w:styleId="6">
     <w:name w:val="heading 6"/>
-    <w:basedOn w:val="1"/>
-    <w:next w:val="1"/>
-    <w:link w:val="23"/>
+    <w:basedOn w:val="a"/>
+    <w:next w:val="a"/>
+    <w:link w:val="60"/>
+    <w:uiPriority w:val="9"/>
     <w:unhideWhenUsed/>
     <w:qFormat/>
-    <w:uiPriority w:val="9"/>
     <w:pPr>
       <w:keepNext/>
       <w:keepLines/>
@@ -1111,111 +1359,80 @@
     <w:rPr>
       <w:rFonts w:eastAsiaTheme="majorEastAsia" w:cstheme="majorBidi"/>
       <w:color w:val="595959" w:themeColor="text1" w:themeTint="A6"/>
-      <w14:textFill>
-        <w14:solidFill>
-          <w14:schemeClr w14:val="tx1">
-            <w14:lumMod w14:val="65000"/>
-            <w14:lumOff w14:val="35000"/>
-          </w14:schemeClr>
-        </w14:solidFill>
-      </w14:textFill>
-    </w:rPr>
-  </w:style>
-  <w:style w:type="paragraph" w:styleId="8">
+    </w:rPr>
+  </w:style>
+  <w:style w:type="paragraph" w:styleId="7">
     <w:name w:val="heading 7"/>
-    <w:basedOn w:val="1"/>
-    <w:next w:val="1"/>
-    <w:link w:val="24"/>
+    <w:basedOn w:val="a"/>
+    <w:next w:val="a"/>
+    <w:link w:val="70"/>
+    <w:uiPriority w:val="9"/>
     <w:unhideWhenUsed/>
     <w:qFormat/>
-    <w:uiPriority w:val="9"/>
     <w:pPr>
       <w:keepNext/>
       <w:keepLines/>
       <w:spacing w:before="40" w:after="0"/>
-      <w:ind w:left="100" w:leftChars="100"/>
+      <w:ind w:leftChars="100" w:left="100"/>
       <w:outlineLvl w:val="6"/>
     </w:pPr>
     <w:rPr>
       <w:rFonts w:eastAsiaTheme="majorEastAsia" w:cstheme="majorBidi"/>
       <w:color w:val="595959" w:themeColor="text1" w:themeTint="A6"/>
-      <w14:textFill>
-        <w14:solidFill>
-          <w14:schemeClr w14:val="tx1">
-            <w14:lumMod w14:val="65000"/>
-            <w14:lumOff w14:val="35000"/>
-          </w14:schemeClr>
-        </w14:solidFill>
-      </w14:textFill>
-    </w:rPr>
-  </w:style>
-  <w:style w:type="paragraph" w:styleId="9">
+    </w:rPr>
+  </w:style>
+  <w:style w:type="paragraph" w:styleId="8">
     <w:name w:val="heading 8"/>
-    <w:basedOn w:val="1"/>
-    <w:next w:val="1"/>
-    <w:link w:val="25"/>
+    <w:basedOn w:val="a"/>
+    <w:next w:val="a"/>
+    <w:link w:val="80"/>
+    <w:uiPriority w:val="9"/>
     <w:unhideWhenUsed/>
     <w:qFormat/>
-    <w:uiPriority w:val="9"/>
     <w:pPr>
       <w:keepNext/>
       <w:keepLines/>
       <w:spacing w:before="40" w:after="0"/>
-      <w:ind w:left="200" w:leftChars="200"/>
+      <w:ind w:leftChars="200" w:left="200"/>
       <w:outlineLvl w:val="7"/>
     </w:pPr>
     <w:rPr>
       <w:rFonts w:eastAsiaTheme="majorEastAsia" w:cstheme="majorBidi"/>
       <w:color w:val="262626" w:themeColor="text1" w:themeTint="D9"/>
-      <w14:textFill>
-        <w14:solidFill>
-          <w14:schemeClr w14:val="tx1">
-            <w14:lumMod w14:val="85000"/>
-            <w14:lumOff w14:val="15000"/>
-          </w14:schemeClr>
-        </w14:solidFill>
-      </w14:textFill>
-    </w:rPr>
-  </w:style>
-  <w:style w:type="paragraph" w:styleId="10">
+    </w:rPr>
+  </w:style>
+  <w:style w:type="paragraph" w:styleId="9">
     <w:name w:val="heading 9"/>
-    <w:basedOn w:val="1"/>
-    <w:next w:val="1"/>
-    <w:link w:val="26"/>
+    <w:basedOn w:val="a"/>
+    <w:next w:val="a"/>
+    <w:link w:val="90"/>
+    <w:uiPriority w:val="9"/>
     <w:unhideWhenUsed/>
     <w:qFormat/>
-    <w:uiPriority w:val="9"/>
     <w:pPr>
       <w:keepNext/>
       <w:keepLines/>
       <w:spacing w:before="40" w:after="0"/>
-      <w:ind w:left="300" w:leftChars="300"/>
+      <w:ind w:leftChars="300" w:left="300"/>
       <w:outlineLvl w:val="8"/>
     </w:pPr>
     <w:rPr>
       <w:rFonts w:eastAsiaTheme="majorEastAsia" w:cstheme="majorBidi"/>
       <w:color w:val="262626" w:themeColor="text1" w:themeTint="D9"/>
-      <w14:textFill>
-        <w14:solidFill>
-          <w14:schemeClr w14:val="tx1">
-            <w14:lumMod w14:val="85000"/>
-            <w14:lumOff w14:val="15000"/>
-          </w14:schemeClr>
-        </w14:solidFill>
-      </w14:textFill>
-    </w:rPr>
-  </w:style>
-  <w:style w:type="character" w:default="1" w:styleId="15">
+    </w:rPr>
+  </w:style>
+  <w:style w:type="character" w:default="1" w:styleId="a0">
     <w:name w:val="Default Paragraph Font"/>
+    <w:uiPriority w:val="1"/>
     <w:unhideWhenUsed/>
-    <w:uiPriority w:val="1"/>
-  </w:style>
-  <w:style w:type="table" w:default="1" w:styleId="17">
+  </w:style>
+  <w:style w:type="table" w:default="1" w:styleId="a1">
     <w:name w:val="Normal Table"/>
+    <w:uiPriority w:val="99"/>
+    <w:semiHidden/>
     <w:unhideWhenUsed/>
-    <w:uiPriority w:val="99"/>
     <w:tblPr>
-      <w:tblLayout w:type="fixed"/>
+      <w:tblInd w:w="0" w:type="dxa"/>
       <w:tblCellMar>
         <w:top w:w="0" w:type="dxa"/>
         <w:left w:w="108" w:type="dxa"/>
@@ -1224,12 +1441,18 @@
       </w:tblCellMar>
     </w:tblPr>
   </w:style>
-  <w:style w:type="paragraph" w:styleId="11">
+  <w:style w:type="numbering" w:default="1" w:styleId="a2">
+    <w:name w:val="No List"/>
+    <w:uiPriority w:val="99"/>
+    <w:semiHidden/>
+    <w:unhideWhenUsed/>
+  </w:style>
+  <w:style w:type="paragraph" w:styleId="a3">
     <w:name w:val="header"/>
-    <w:basedOn w:val="1"/>
-    <w:link w:val="36"/>
+    <w:basedOn w:val="a"/>
+    <w:link w:val="a4"/>
+    <w:uiPriority w:val="99"/>
     <w:unhideWhenUsed/>
-    <w:uiPriority w:val="99"/>
     <w:pPr>
       <w:tabs>
         <w:tab w:val="center" w:pos="4153"/>
@@ -1242,58 +1465,50 @@
       <w:szCs w:val="20"/>
     </w:rPr>
   </w:style>
-  <w:style w:type="paragraph" w:styleId="12">
+  <w:style w:type="paragraph" w:styleId="a5">
     <w:name w:val="Subtitle"/>
-    <w:basedOn w:val="1"/>
-    <w:next w:val="1"/>
-    <w:link w:val="28"/>
+    <w:basedOn w:val="a"/>
+    <w:next w:val="a"/>
+    <w:link w:val="a6"/>
+    <w:uiPriority w:val="11"/>
     <w:qFormat/>
-    <w:uiPriority w:val="11"/>
     <w:pPr>
       <w:jc w:val="center"/>
     </w:pPr>
     <w:rPr>
-      <w:rFonts w:asciiTheme="majorHAnsi" w:hAnsiTheme="majorHAnsi" w:eastAsiaTheme="majorEastAsia" w:cstheme="majorBidi"/>
+      <w:rFonts w:asciiTheme="majorHAnsi" w:eastAsiaTheme="majorEastAsia" w:hAnsiTheme="majorHAnsi" w:cstheme="majorBidi"/>
       <w:color w:val="595959" w:themeColor="text1" w:themeTint="A6"/>
       <w:spacing w:val="15"/>
       <w:sz w:val="28"/>
       <w:szCs w:val="28"/>
-      <w14:textFill>
-        <w14:solidFill>
-          <w14:schemeClr w14:val="tx1">
-            <w14:lumMod w14:val="65000"/>
-            <w14:lumOff w14:val="35000"/>
-          </w14:schemeClr>
-        </w14:solidFill>
-      </w14:textFill>
-    </w:rPr>
-  </w:style>
-  <w:style w:type="paragraph" w:styleId="13">
+    </w:rPr>
+  </w:style>
+  <w:style w:type="paragraph" w:styleId="a7">
     <w:name w:val="Title"/>
-    <w:basedOn w:val="1"/>
-    <w:next w:val="1"/>
-    <w:link w:val="27"/>
+    <w:basedOn w:val="a"/>
+    <w:next w:val="a"/>
+    <w:link w:val="a8"/>
+    <w:uiPriority w:val="10"/>
     <w:qFormat/>
-    <w:uiPriority w:val="10"/>
     <w:pPr>
       <w:spacing w:after="80" w:line="240" w:lineRule="auto"/>
       <w:contextualSpacing/>
       <w:jc w:val="center"/>
     </w:pPr>
     <w:rPr>
-      <w:rFonts w:asciiTheme="majorHAnsi" w:hAnsiTheme="majorHAnsi" w:eastAsiaTheme="majorEastAsia" w:cstheme="majorBidi"/>
+      <w:rFonts w:asciiTheme="majorHAnsi" w:eastAsiaTheme="majorEastAsia" w:hAnsiTheme="majorHAnsi" w:cstheme="majorBidi"/>
       <w:spacing w:val="-10"/>
       <w:kern w:val="28"/>
       <w:sz w:val="56"/>
       <w:szCs w:val="56"/>
     </w:rPr>
   </w:style>
-  <w:style w:type="paragraph" w:styleId="14">
+  <w:style w:type="paragraph" w:styleId="a9">
     <w:name w:val="footer"/>
-    <w:basedOn w:val="1"/>
-    <w:link w:val="37"/>
+    <w:basedOn w:val="a"/>
+    <w:link w:val="aa"/>
+    <w:uiPriority w:val="99"/>
     <w:unhideWhenUsed/>
-    <w:uiPriority w:val="99"/>
     <w:pPr>
       <w:tabs>
         <w:tab w:val="center" w:pos="4153"/>
@@ -1306,200 +1521,155 @@
       <w:szCs w:val="20"/>
     </w:rPr>
   </w:style>
-  <w:style w:type="character" w:styleId="16">
+  <w:style w:type="character" w:styleId="ab">
     <w:name w:val="Hyperlink"/>
-    <w:basedOn w:val="15"/>
+    <w:basedOn w:val="a0"/>
+    <w:uiPriority w:val="99"/>
     <w:unhideWhenUsed/>
-    <w:uiPriority w:val="99"/>
     <w:rPr>
       <w:color w:val="467886" w:themeColor="hyperlink"/>
       <w:u w:val="single"/>
-      <w14:textFill>
-        <w14:solidFill>
-          <w14:schemeClr w14:val="hlink"/>
-        </w14:solidFill>
-      </w14:textFill>
-    </w:rPr>
-  </w:style>
-  <w:style w:type="character" w:customStyle="1" w:styleId="18">
+    </w:rPr>
+  </w:style>
+  <w:style w:type="character" w:customStyle="1" w:styleId="10">
     <w:name w:val="標題 1 字元"/>
-    <w:basedOn w:val="15"/>
+    <w:basedOn w:val="a0"/>
+    <w:link w:val="1"/>
+    <w:uiPriority w:val="9"/>
+    <w:rPr>
+      <w:rFonts w:asciiTheme="majorHAnsi" w:eastAsiaTheme="majorEastAsia" w:hAnsiTheme="majorHAnsi" w:cstheme="majorBidi"/>
+      <w:color w:val="0F4761" w:themeColor="accent1" w:themeShade="BF"/>
+      <w:sz w:val="48"/>
+      <w:szCs w:val="48"/>
+    </w:rPr>
+  </w:style>
+  <w:style w:type="character" w:customStyle="1" w:styleId="20">
+    <w:name w:val="標題 2 字元"/>
+    <w:basedOn w:val="a0"/>
     <w:link w:val="2"/>
     <w:uiPriority w:val="9"/>
-    <w:rPr>
-      <w:rFonts w:asciiTheme="majorHAnsi" w:hAnsiTheme="majorHAnsi" w:eastAsiaTheme="majorEastAsia" w:cstheme="majorBidi"/>
-      <w:color w:val="104862" w:themeColor="accent1" w:themeShade="BF"/>
-      <w:sz w:val="48"/>
-      <w:szCs w:val="48"/>
-    </w:rPr>
-  </w:style>
-  <w:style w:type="character" w:customStyle="1" w:styleId="19">
-    <w:name w:val="標題 2 字元"/>
-    <w:basedOn w:val="15"/>
-    <w:link w:val="3"/>
     <w:semiHidden/>
-    <w:uiPriority w:val="9"/>
-    <w:rPr>
-      <w:rFonts w:asciiTheme="majorHAnsi" w:hAnsiTheme="majorHAnsi" w:eastAsiaTheme="majorEastAsia" w:cstheme="majorBidi"/>
-      <w:color w:val="104862" w:themeColor="accent1" w:themeShade="BF"/>
+    <w:rPr>
+      <w:rFonts w:asciiTheme="majorHAnsi" w:eastAsiaTheme="majorEastAsia" w:hAnsiTheme="majorHAnsi" w:cstheme="majorBidi"/>
+      <w:color w:val="0F4761" w:themeColor="accent1" w:themeShade="BF"/>
       <w:sz w:val="40"/>
       <w:szCs w:val="40"/>
     </w:rPr>
   </w:style>
-  <w:style w:type="character" w:customStyle="1" w:styleId="20">
+  <w:style w:type="character" w:customStyle="1" w:styleId="30">
     <w:name w:val="標題 3 字元"/>
-    <w:basedOn w:val="15"/>
-    <w:link w:val="4"/>
+    <w:basedOn w:val="a0"/>
+    <w:link w:val="3"/>
+    <w:uiPriority w:val="9"/>
     <w:semiHidden/>
-    <w:uiPriority w:val="9"/>
     <w:rPr>
       <w:rFonts w:eastAsiaTheme="majorEastAsia" w:cstheme="majorBidi"/>
-      <w:color w:val="104862" w:themeColor="accent1" w:themeShade="BF"/>
+      <w:color w:val="0F4761" w:themeColor="accent1" w:themeShade="BF"/>
       <w:sz w:val="32"/>
       <w:szCs w:val="32"/>
     </w:rPr>
   </w:style>
-  <w:style w:type="character" w:customStyle="1" w:styleId="21">
+  <w:style w:type="character" w:customStyle="1" w:styleId="40">
     <w:name w:val="標題 4 字元"/>
-    <w:basedOn w:val="15"/>
-    <w:link w:val="5"/>
+    <w:basedOn w:val="a0"/>
+    <w:link w:val="4"/>
+    <w:uiPriority w:val="9"/>
     <w:semiHidden/>
-    <w:uiPriority w:val="9"/>
     <w:rPr>
       <w:rFonts w:eastAsiaTheme="majorEastAsia" w:cstheme="majorBidi"/>
-      <w:color w:val="104862" w:themeColor="accent1" w:themeShade="BF"/>
+      <w:color w:val="0F4761" w:themeColor="accent1" w:themeShade="BF"/>
       <w:sz w:val="28"/>
       <w:szCs w:val="28"/>
     </w:rPr>
   </w:style>
-  <w:style w:type="character" w:customStyle="1" w:styleId="22">
+  <w:style w:type="character" w:customStyle="1" w:styleId="50">
     <w:name w:val="標題 5 字元"/>
-    <w:basedOn w:val="15"/>
+    <w:basedOn w:val="a0"/>
+    <w:link w:val="5"/>
+    <w:uiPriority w:val="9"/>
+    <w:semiHidden/>
+    <w:rPr>
+      <w:rFonts w:eastAsiaTheme="majorEastAsia" w:cstheme="majorBidi"/>
+      <w:color w:val="0F4761" w:themeColor="accent1" w:themeShade="BF"/>
+    </w:rPr>
+  </w:style>
+  <w:style w:type="character" w:customStyle="1" w:styleId="60">
+    <w:name w:val="標題 6 字元"/>
+    <w:basedOn w:val="a0"/>
     <w:link w:val="6"/>
+    <w:uiPriority w:val="9"/>
     <w:semiHidden/>
-    <w:uiPriority w:val="9"/>
-    <w:rPr>
-      <w:rFonts w:eastAsiaTheme="majorEastAsia" w:cstheme="majorBidi"/>
-      <w:color w:val="104862" w:themeColor="accent1" w:themeShade="BF"/>
-    </w:rPr>
-  </w:style>
-  <w:style w:type="character" w:customStyle="1" w:styleId="23">
-    <w:name w:val="標題 6 字元"/>
-    <w:basedOn w:val="15"/>
-    <w:link w:val="7"/>
-    <w:semiHidden/>
-    <w:uiPriority w:val="9"/>
     <w:rPr>
       <w:rFonts w:eastAsiaTheme="majorEastAsia" w:cstheme="majorBidi"/>
       <w:color w:val="595959" w:themeColor="text1" w:themeTint="A6"/>
-      <w14:textFill>
-        <w14:solidFill>
-          <w14:schemeClr w14:val="tx1">
-            <w14:lumMod w14:val="65000"/>
-            <w14:lumOff w14:val="35000"/>
-          </w14:schemeClr>
-        </w14:solidFill>
-      </w14:textFill>
-    </w:rPr>
-  </w:style>
-  <w:style w:type="character" w:customStyle="1" w:styleId="24">
+    </w:rPr>
+  </w:style>
+  <w:style w:type="character" w:customStyle="1" w:styleId="70">
     <w:name w:val="標題 7 字元"/>
-    <w:basedOn w:val="15"/>
-    <w:link w:val="8"/>
+    <w:basedOn w:val="a0"/>
+    <w:link w:val="7"/>
+    <w:uiPriority w:val="9"/>
     <w:semiHidden/>
-    <w:uiPriority w:val="9"/>
     <w:rPr>
       <w:rFonts w:eastAsiaTheme="majorEastAsia" w:cstheme="majorBidi"/>
       <w:color w:val="595959" w:themeColor="text1" w:themeTint="A6"/>
-      <w14:textFill>
-        <w14:solidFill>
-          <w14:schemeClr w14:val="tx1">
-            <w14:lumMod w14:val="65000"/>
-            <w14:lumOff w14:val="35000"/>
-          </w14:schemeClr>
-        </w14:solidFill>
-      </w14:textFill>
-    </w:rPr>
-  </w:style>
-  <w:style w:type="character" w:customStyle="1" w:styleId="25">
+    </w:rPr>
+  </w:style>
+  <w:style w:type="character" w:customStyle="1" w:styleId="80">
     <w:name w:val="標題 8 字元"/>
-    <w:basedOn w:val="15"/>
-    <w:link w:val="9"/>
+    <w:basedOn w:val="a0"/>
+    <w:link w:val="8"/>
+    <w:uiPriority w:val="9"/>
     <w:semiHidden/>
-    <w:uiPriority w:val="9"/>
     <w:rPr>
       <w:rFonts w:eastAsiaTheme="majorEastAsia" w:cstheme="majorBidi"/>
       <w:color w:val="262626" w:themeColor="text1" w:themeTint="D9"/>
-      <w14:textFill>
-        <w14:solidFill>
-          <w14:schemeClr w14:val="tx1">
-            <w14:lumMod w14:val="85000"/>
-            <w14:lumOff w14:val="15000"/>
-          </w14:schemeClr>
-        </w14:solidFill>
-      </w14:textFill>
-    </w:rPr>
-  </w:style>
-  <w:style w:type="character" w:customStyle="1" w:styleId="26">
+    </w:rPr>
+  </w:style>
+  <w:style w:type="character" w:customStyle="1" w:styleId="90">
     <w:name w:val="標題 9 字元"/>
-    <w:basedOn w:val="15"/>
-    <w:link w:val="10"/>
+    <w:basedOn w:val="a0"/>
+    <w:link w:val="9"/>
+    <w:uiPriority w:val="9"/>
     <w:semiHidden/>
-    <w:uiPriority w:val="9"/>
     <w:rPr>
       <w:rFonts w:eastAsiaTheme="majorEastAsia" w:cstheme="majorBidi"/>
       <w:color w:val="262626" w:themeColor="text1" w:themeTint="D9"/>
-      <w14:textFill>
-        <w14:solidFill>
-          <w14:schemeClr w14:val="tx1">
-            <w14:lumMod w14:val="85000"/>
-            <w14:lumOff w14:val="15000"/>
-          </w14:schemeClr>
-        </w14:solidFill>
-      </w14:textFill>
-    </w:rPr>
-  </w:style>
-  <w:style w:type="character" w:customStyle="1" w:styleId="27">
+    </w:rPr>
+  </w:style>
+  <w:style w:type="character" w:customStyle="1" w:styleId="a8">
     <w:name w:val="標題 字元"/>
-    <w:basedOn w:val="15"/>
-    <w:link w:val="13"/>
+    <w:basedOn w:val="a0"/>
+    <w:link w:val="a7"/>
     <w:uiPriority w:val="10"/>
     <w:rPr>
-      <w:rFonts w:asciiTheme="majorHAnsi" w:hAnsiTheme="majorHAnsi" w:eastAsiaTheme="majorEastAsia" w:cstheme="majorBidi"/>
+      <w:rFonts w:asciiTheme="majorHAnsi" w:eastAsiaTheme="majorEastAsia" w:hAnsiTheme="majorHAnsi" w:cstheme="majorBidi"/>
       <w:spacing w:val="-10"/>
       <w:kern w:val="28"/>
       <w:sz w:val="56"/>
       <w:szCs w:val="56"/>
     </w:rPr>
   </w:style>
-  <w:style w:type="character" w:customStyle="1" w:styleId="28">
+  <w:style w:type="character" w:customStyle="1" w:styleId="a6">
     <w:name w:val="副標題 字元"/>
-    <w:basedOn w:val="15"/>
-    <w:link w:val="12"/>
+    <w:basedOn w:val="a0"/>
+    <w:link w:val="a5"/>
     <w:uiPriority w:val="11"/>
     <w:rPr>
-      <w:rFonts w:asciiTheme="majorHAnsi" w:hAnsiTheme="majorHAnsi" w:eastAsiaTheme="majorEastAsia" w:cstheme="majorBidi"/>
+      <w:rFonts w:asciiTheme="majorHAnsi" w:eastAsiaTheme="majorEastAsia" w:hAnsiTheme="majorHAnsi" w:cstheme="majorBidi"/>
       <w:color w:val="595959" w:themeColor="text1" w:themeTint="A6"/>
       <w:spacing w:val="15"/>
       <w:sz w:val="28"/>
       <w:szCs w:val="28"/>
-      <w14:textFill>
-        <w14:solidFill>
-          <w14:schemeClr w14:val="tx1">
-            <w14:lumMod w14:val="65000"/>
-            <w14:lumOff w14:val="35000"/>
-          </w14:schemeClr>
-        </w14:solidFill>
-      </w14:textFill>
-    </w:rPr>
-  </w:style>
-  <w:style w:type="paragraph" w:customStyle="1" w:styleId="29">
-    <w:name w:val="Quote"/>
-    <w:basedOn w:val="1"/>
-    <w:next w:val="1"/>
-    <w:link w:val="30"/>
+    </w:rPr>
+  </w:style>
+  <w:style w:type="paragraph" w:customStyle="1" w:styleId="11">
+    <w:name w:val="引文1"/>
+    <w:basedOn w:val="a"/>
+    <w:next w:val="a"/>
+    <w:link w:val="ac"/>
+    <w:uiPriority w:val="29"/>
     <w:qFormat/>
-    <w:uiPriority w:val="29"/>
     <w:pPr>
       <w:spacing w:before="160"/>
       <w:jc w:val="center"/>
@@ -1508,67 +1678,51 @@
       <w:i/>
       <w:iCs/>
       <w:color w:val="404040" w:themeColor="text1" w:themeTint="BF"/>
-      <w14:textFill>
-        <w14:solidFill>
-          <w14:schemeClr w14:val="tx1">
-            <w14:lumMod w14:val="75000"/>
-            <w14:lumOff w14:val="25000"/>
-          </w14:schemeClr>
-        </w14:solidFill>
-      </w14:textFill>
-    </w:rPr>
-  </w:style>
-  <w:style w:type="character" w:customStyle="1" w:styleId="30">
+    </w:rPr>
+  </w:style>
+  <w:style w:type="character" w:customStyle="1" w:styleId="ac">
     <w:name w:val="引文 字元"/>
-    <w:basedOn w:val="15"/>
-    <w:link w:val="29"/>
+    <w:basedOn w:val="a0"/>
+    <w:link w:val="11"/>
     <w:uiPriority w:val="29"/>
     <w:rPr>
       <w:i/>
       <w:iCs/>
       <w:color w:val="404040" w:themeColor="text1" w:themeTint="BF"/>
-      <w14:textFill>
-        <w14:solidFill>
-          <w14:schemeClr w14:val="tx1">
-            <w14:lumMod w14:val="75000"/>
-            <w14:lumOff w14:val="25000"/>
-          </w14:schemeClr>
-        </w14:solidFill>
-      </w14:textFill>
-    </w:rPr>
-  </w:style>
-  <w:style w:type="paragraph" w:customStyle="1" w:styleId="31">
-    <w:name w:val="List Paragraph"/>
-    <w:basedOn w:val="1"/>
+    </w:rPr>
+  </w:style>
+  <w:style w:type="paragraph" w:customStyle="1" w:styleId="12">
+    <w:name w:val="清單段落1"/>
+    <w:basedOn w:val="a"/>
+    <w:uiPriority w:val="99"/>
     <w:qFormat/>
-    <w:uiPriority w:val="99"/>
     <w:pPr>
       <w:ind w:left="720"/>
       <w:contextualSpacing/>
     </w:pPr>
   </w:style>
-  <w:style w:type="character" w:customStyle="1" w:styleId="32">
-    <w:name w:val="Intense Emphasis"/>
-    <w:basedOn w:val="15"/>
+  <w:style w:type="character" w:customStyle="1" w:styleId="13">
+    <w:name w:val="鮮明強調1"/>
+    <w:basedOn w:val="a0"/>
+    <w:uiPriority w:val="21"/>
     <w:qFormat/>
-    <w:uiPriority w:val="21"/>
     <w:rPr>
       <w:i/>
       <w:iCs/>
-      <w:color w:val="104862" w:themeColor="accent1" w:themeShade="BF"/>
-    </w:rPr>
-  </w:style>
-  <w:style w:type="paragraph" w:customStyle="1" w:styleId="33">
-    <w:name w:val="Intense Quote"/>
-    <w:basedOn w:val="1"/>
-    <w:next w:val="1"/>
-    <w:link w:val="34"/>
+      <w:color w:val="0F4761" w:themeColor="accent1" w:themeShade="BF"/>
+    </w:rPr>
+  </w:style>
+  <w:style w:type="paragraph" w:customStyle="1" w:styleId="14">
+    <w:name w:val="鮮明引文1"/>
+    <w:basedOn w:val="a"/>
+    <w:next w:val="a"/>
+    <w:link w:val="ad"/>
+    <w:uiPriority w:val="30"/>
     <w:qFormat/>
-    <w:uiPriority w:val="30"/>
     <w:pPr>
       <w:pBdr>
-        <w:top w:val="single" w:color="0F4761" w:themeColor="accent1" w:themeShade="BF" w:sz="4" w:space="10"/>
-        <w:bottom w:val="single" w:color="0F4761" w:themeColor="accent1" w:themeShade="BF" w:sz="4" w:space="10"/>
+        <w:top w:val="single" w:sz="4" w:space="10" w:color="0F4761" w:themeColor="accent1" w:themeShade="BF"/>
+        <w:bottom w:val="single" w:sz="4" w:space="10" w:color="0F4761" w:themeColor="accent1" w:themeShade="BF"/>
       </w:pBdr>
       <w:spacing w:before="360" w:after="360"/>
       <w:ind w:left="864" w:right="864"/>
@@ -1577,47 +1731,47 @@
     <w:rPr>
       <w:i/>
       <w:iCs/>
-      <w:color w:val="104862" w:themeColor="accent1" w:themeShade="BF"/>
-    </w:rPr>
-  </w:style>
-  <w:style w:type="character" w:customStyle="1" w:styleId="34">
+      <w:color w:val="0F4761" w:themeColor="accent1" w:themeShade="BF"/>
+    </w:rPr>
+  </w:style>
+  <w:style w:type="character" w:customStyle="1" w:styleId="ad">
     <w:name w:val="鮮明引文 字元"/>
-    <w:basedOn w:val="15"/>
-    <w:link w:val="33"/>
+    <w:basedOn w:val="a0"/>
+    <w:link w:val="14"/>
     <w:uiPriority w:val="30"/>
     <w:rPr>
       <w:i/>
       <w:iCs/>
-      <w:color w:val="104862" w:themeColor="accent1" w:themeShade="BF"/>
-    </w:rPr>
-  </w:style>
-  <w:style w:type="character" w:customStyle="1" w:styleId="35">
-    <w:name w:val="Intense Reference"/>
-    <w:basedOn w:val="15"/>
+      <w:color w:val="0F4761" w:themeColor="accent1" w:themeShade="BF"/>
+    </w:rPr>
+  </w:style>
+  <w:style w:type="character" w:customStyle="1" w:styleId="15">
+    <w:name w:val="鮮明參考1"/>
+    <w:basedOn w:val="a0"/>
+    <w:uiPriority w:val="32"/>
     <w:qFormat/>
-    <w:uiPriority w:val="32"/>
     <w:rPr>
       <w:b/>
       <w:bCs/>
       <w:smallCaps/>
-      <w:color w:val="104862" w:themeColor="accent1" w:themeShade="BF"/>
+      <w:color w:val="0F4761" w:themeColor="accent1" w:themeShade="BF"/>
       <w:spacing w:val="5"/>
     </w:rPr>
   </w:style>
-  <w:style w:type="character" w:customStyle="1" w:styleId="36">
+  <w:style w:type="character" w:customStyle="1" w:styleId="a4">
     <w:name w:val="頁首 字元"/>
-    <w:basedOn w:val="15"/>
-    <w:link w:val="11"/>
+    <w:basedOn w:val="a0"/>
+    <w:link w:val="a3"/>
     <w:uiPriority w:val="99"/>
     <w:rPr>
       <w:sz w:val="20"/>
       <w:szCs w:val="20"/>
     </w:rPr>
   </w:style>
-  <w:style w:type="character" w:customStyle="1" w:styleId="37">
+  <w:style w:type="character" w:customStyle="1" w:styleId="aa">
     <w:name w:val="頁尾 字元"/>
-    <w:basedOn w:val="15"/>
-    <w:link w:val="14"/>
+    <w:basedOn w:val="a0"/>
+    <w:link w:val="a9"/>
     <w:uiPriority w:val="99"/>
     <w:rPr>
       <w:sz w:val="20"/>
@@ -1879,6 +2033,7 @@
     </a:fmtScheme>
   </a:themeElements>
   <a:objectDefaults/>
+  <a:extraClrSchemeLst/>
 </a:theme>
 </file>
 

--- a/會議記錄/2025.07.25.docx
+++ b/會議記錄/2025.07.25.docx
@@ -343,6 +343,16 @@
         </w:rPr>
         <w:t>可以跳轉頁面</w:t>
       </w:r>
+      <w:r>
+        <w:rPr>
+          <w:rFonts w:ascii="Roboto" w:hAnsi="Roboto"/>
+          <w:color w:val="111111"/>
+          <w:sz w:val="30"/>
+          <w:szCs w:val="30"/>
+          <w:shd w:val="clear" w:color="auto" w:fill="FFFFFF"/>
+        </w:rPr>
+        <w:t>√</w:t>
+      </w:r>
     </w:p>
     <w:p>
       <w:pPr>
@@ -394,6 +404,16 @@
           <w:rFonts w:hint="eastAsia"/>
         </w:rPr>
         <w:t>解決貼文展示區沒有顯示文章內容問題</w:t>
+      </w:r>
+      <w:r>
+        <w:rPr>
+          <w:rFonts w:ascii="Roboto" w:hAnsi="Roboto"/>
+          <w:color w:val="111111"/>
+          <w:sz w:val="30"/>
+          <w:szCs w:val="30"/>
+          <w:shd w:val="clear" w:color="auto" w:fill="FFFFFF"/>
+        </w:rPr>
+        <w:t>√</w:t>
       </w:r>
     </w:p>
     <w:p/>

--- a/會議記錄/2025.07.25.docx
+++ b/會議記錄/2025.07.25.docx
@@ -47,11 +47,19 @@
       </w:r>
     </w:p>
     <w:p>
-      <w:r>
-        <w:rPr>
-          <w:rFonts w:hint="eastAsia"/>
-        </w:rPr>
-        <w:t>複評</w:t>
+      <w:proofErr w:type="gramStart"/>
+      <w:r>
+        <w:rPr>
+          <w:rFonts w:hint="eastAsia"/>
+        </w:rPr>
+        <w:t>複</w:t>
+      </w:r>
+      <w:proofErr w:type="gramEnd"/>
+      <w:r>
+        <w:rPr>
+          <w:rFonts w:hint="eastAsia"/>
+        </w:rPr>
+        <w:t>評</w:t>
       </w:r>
       <w:r>
         <w:rPr>
@@ -276,7 +284,21 @@
         <w:rPr>
           <w:rFonts w:hint="eastAsia"/>
         </w:rPr>
-        <w:t>主頁導覽列的我要發文改成交流區</w:t>
+        <w:t>主頁導</w:t>
+      </w:r>
+      <w:proofErr w:type="gramStart"/>
+      <w:r>
+        <w:rPr>
+          <w:rFonts w:hint="eastAsia"/>
+        </w:rPr>
+        <w:t>覽</w:t>
+      </w:r>
+      <w:proofErr w:type="gramEnd"/>
+      <w:r>
+        <w:rPr>
+          <w:rFonts w:hint="eastAsia"/>
+        </w:rPr>
+        <w:t>列的我要發文改成交流區</w:t>
       </w:r>
       <w:r>
         <w:rPr>
@@ -288,8 +310,16 @@
         <w:rPr>
           <w:rFonts w:hint="eastAsia"/>
         </w:rPr>
-        <w:t>下拉式分成我要發文和貼文展示區</w:t>
-      </w:r>
+        <w:t>下拉式分成我要發文</w:t>
+      </w:r>
+      <w:proofErr w:type="gramStart"/>
+      <w:r>
+        <w:rPr>
+          <w:rFonts w:hint="eastAsia"/>
+        </w:rPr>
+        <w:t>和貼文展示區</w:t>
+      </w:r>
+      <w:proofErr w:type="gramEnd"/>
       <w:r>
         <w:rPr>
           <w:rFonts w:hint="eastAsia"/>
@@ -329,7 +359,21 @@
         <w:rPr>
           <w:rFonts w:hint="eastAsia"/>
         </w:rPr>
-        <w:t>主要功能導覽社群改成交流區</w:t>
+        <w:t>主要功能導</w:t>
+      </w:r>
+      <w:proofErr w:type="gramStart"/>
+      <w:r>
+        <w:rPr>
+          <w:rFonts w:hint="eastAsia"/>
+        </w:rPr>
+        <w:t>覽</w:t>
+      </w:r>
+      <w:proofErr w:type="gramEnd"/>
+      <w:r>
+        <w:rPr>
+          <w:rFonts w:hint="eastAsia"/>
+        </w:rPr>
+        <w:t>社群改成交流區</w:t>
       </w:r>
       <w:r>
         <w:rPr>
@@ -341,7 +385,21 @@
         <w:rPr>
           <w:rFonts w:hint="eastAsia"/>
         </w:rPr>
-        <w:t>可以跳轉頁面</w:t>
+        <w:t>可以</w:t>
+      </w:r>
+      <w:proofErr w:type="gramStart"/>
+      <w:r>
+        <w:rPr>
+          <w:rFonts w:hint="eastAsia"/>
+        </w:rPr>
+        <w:t>跳轉頁</w:t>
+      </w:r>
+      <w:proofErr w:type="gramEnd"/>
+      <w:r>
+        <w:rPr>
+          <w:rFonts w:hint="eastAsia"/>
+        </w:rPr>
+        <w:t>面</w:t>
       </w:r>
       <w:r>
         <w:rPr>
@@ -362,11 +420,19 @@
           <w:numId w:val="1"/>
         </w:numPr>
       </w:pPr>
-      <w:r>
-        <w:rPr>
-          <w:rFonts w:hint="eastAsia"/>
-        </w:rPr>
-        <w:t>貼文展示區頁面</w:t>
+      <w:proofErr w:type="gramStart"/>
+      <w:r>
+        <w:rPr>
+          <w:rFonts w:hint="eastAsia"/>
+        </w:rPr>
+        <w:t>貼文展示區</w:t>
+      </w:r>
+      <w:proofErr w:type="gramEnd"/>
+      <w:r>
+        <w:rPr>
+          <w:rFonts w:hint="eastAsia"/>
+        </w:rPr>
+        <w:t>頁面</w:t>
       </w:r>
       <w:r>
         <w:rPr>
@@ -399,11 +465,19 @@
           <w:numId w:val="1"/>
         </w:numPr>
       </w:pPr>
-      <w:r>
-        <w:rPr>
-          <w:rFonts w:hint="eastAsia"/>
-        </w:rPr>
-        <w:t>解決貼文展示區沒有顯示文章內容問題</w:t>
+      <w:proofErr w:type="gramStart"/>
+      <w:r>
+        <w:rPr>
+          <w:rFonts w:hint="eastAsia"/>
+        </w:rPr>
+        <w:t>解決貼文展示區</w:t>
+      </w:r>
+      <w:proofErr w:type="gramEnd"/>
+      <w:r>
+        <w:rPr>
+          <w:rFonts w:hint="eastAsia"/>
+        </w:rPr>
+        <w:t>沒有顯示文章內容問題</w:t>
       </w:r>
       <w:r>
         <w:rPr>
@@ -478,7 +552,21 @@
         <w:rPr>
           <w:rFonts w:hint="eastAsia"/>
         </w:rPr>
-        <w:t>還有各自連接用戶和管理員主頁導覽列</w:t>
+        <w:t>還有各自連接用戶和管理員主頁導</w:t>
+      </w:r>
+      <w:proofErr w:type="gramStart"/>
+      <w:r>
+        <w:rPr>
+          <w:rFonts w:hint="eastAsia"/>
+        </w:rPr>
+        <w:t>覽</w:t>
+      </w:r>
+      <w:proofErr w:type="gramEnd"/>
+      <w:r>
+        <w:rPr>
+          <w:rFonts w:hint="eastAsia"/>
+        </w:rPr>
+        <w:t>列</w:t>
       </w:r>
     </w:p>
     <w:p>
@@ -516,6 +604,24 @@
         <w:pStyle w:val="12"/>
         <w:ind w:left="0"/>
       </w:pPr>
+      <w:r>
+        <w:rPr>
+          <w:rFonts w:ascii="Segoe UI Emoji" w:hAnsi="Segoe UI Emoji" w:cs="Segoe UI Emoji"/>
+        </w:rPr>
+        <w:t>✅</w:t>
+      </w:r>
+      <w:r>
+        <w:rPr>
+          <w:rFonts w:hint="eastAsia"/>
+        </w:rPr>
+        <w:t>處</w:t>
+      </w:r>
+      <w:r>
+        <w:rPr>
+          <w:rFonts w:hint="eastAsia"/>
+        </w:rPr>
+        <w:t>變更最近警局的警局圖示</w:t>
+      </w:r>
     </w:p>
     <w:p>
       <w:pPr>
@@ -524,9 +630,33 @@
       </w:pPr>
       <w:r>
         <w:rPr>
-          <w:rFonts w:hint="eastAsia"/>
-        </w:rPr>
-        <w:t>45</w:t>
+          <w:rFonts w:ascii="Segoe UI Emoji" w:hAnsi="Segoe UI Emoji" w:cs="Segoe UI Emoji"/>
+        </w:rPr>
+        <w:t>✅</w:t>
+      </w:r>
+      <w:r>
+        <w:rPr>
+          <w:rFonts w:hint="eastAsia"/>
+        </w:rPr>
+        <w:t>處</w:t>
+      </w:r>
+      <w:r>
+        <w:rPr>
+          <w:rFonts w:hint="eastAsia"/>
+        </w:rPr>
+        <w:t>變更最近警局的</w:t>
+      </w:r>
+      <w:r>
+        <w:rPr>
+          <w:rFonts w:hint="eastAsia"/>
+        </w:rPr>
+        <w:t>GPS</w:t>
+      </w:r>
+      <w:r>
+        <w:rPr>
+          <w:rFonts w:hint="eastAsia"/>
+        </w:rPr>
+        <w:t>用戶圖示、最近的那一間警局圖示</w:t>
       </w:r>
     </w:p>
     <w:p>
@@ -534,36 +664,6 @@
         <w:pStyle w:val="12"/>
         <w:ind w:left="0"/>
       </w:pPr>
-      <w:r>
-        <w:rPr>
-          <w:rFonts w:hint="eastAsia"/>
-        </w:rPr>
-        <w:t>登入後進入個人資料設定</w:t>
-      </w:r>
-      <w:r>
-        <w:rPr>
-          <w:rFonts w:hint="eastAsia"/>
-        </w:rPr>
-        <w:t xml:space="preserve"> </w:t>
-      </w:r>
-      <w:r>
-        <w:rPr>
-          <w:rFonts w:hint="eastAsia"/>
-        </w:rPr>
-        <w:t>將名稱跟</w:t>
-      </w:r>
-      <w:r>
-        <w:rPr>
-          <w:rFonts w:hint="eastAsia"/>
-        </w:rPr>
-        <w:t>gmail</w:t>
-      </w:r>
-      <w:r>
-        <w:rPr>
-          <w:rFonts w:hint="eastAsia"/>
-        </w:rPr>
-        <w:t>寫進去</w:t>
-      </w:r>
     </w:p>
     <w:p>
       <w:pPr>
@@ -574,6 +674,54 @@
         <w:rPr>
           <w:rFonts w:hint="eastAsia"/>
         </w:rPr>
+        <w:t>45</w:t>
+      </w:r>
+    </w:p>
+    <w:p>
+      <w:pPr>
+        <w:pStyle w:val="12"/>
+        <w:ind w:left="0"/>
+      </w:pPr>
+      <w:r>
+        <w:rPr>
+          <w:rFonts w:hint="eastAsia"/>
+        </w:rPr>
+        <w:t>登入後進入個人資料設定</w:t>
+      </w:r>
+      <w:r>
+        <w:rPr>
+          <w:rFonts w:hint="eastAsia"/>
+        </w:rPr>
+        <w:t xml:space="preserve"> </w:t>
+      </w:r>
+      <w:r>
+        <w:rPr>
+          <w:rFonts w:hint="eastAsia"/>
+        </w:rPr>
+        <w:t>將名稱跟</w:t>
+      </w:r>
+      <w:r>
+        <w:rPr>
+          <w:rFonts w:hint="eastAsia"/>
+        </w:rPr>
+        <w:t>gmail</w:t>
+      </w:r>
+      <w:r>
+        <w:rPr>
+          <w:rFonts w:hint="eastAsia"/>
+        </w:rPr>
+        <w:t>寫進去</w:t>
+      </w:r>
+    </w:p>
+    <w:p>
+      <w:pPr>
+        <w:pStyle w:val="12"/>
+        <w:ind w:left="0"/>
+      </w:pPr>
+      <w:r>
+        <w:rPr>
+          <w:rFonts w:hint="eastAsia"/>
+        </w:rPr>
         <w:t>個人資料設定加修改</w:t>
       </w:r>
       <w:r>
@@ -586,8 +734,16 @@
         <w:rPr>
           <w:rFonts w:hint="eastAsia"/>
         </w:rPr>
-        <w:t>確定按紐</w:t>
-      </w:r>
+        <w:t>確定按</w:t>
+      </w:r>
+      <w:proofErr w:type="gramStart"/>
+      <w:r>
+        <w:rPr>
+          <w:rFonts w:hint="eastAsia"/>
+        </w:rPr>
+        <w:t>紐</w:t>
+      </w:r>
+      <w:proofErr w:type="gramEnd"/>
     </w:p>
     <w:p>
       <w:pPr>
@@ -1444,6 +1600,7 @@
   <w:style w:type="character" w:default="1" w:styleId="a0">
     <w:name w:val="Default Paragraph Font"/>
     <w:uiPriority w:val="1"/>
+    <w:semiHidden/>
     <w:unhideWhenUsed/>
   </w:style>
   <w:style w:type="table" w:default="1" w:styleId="a1">

--- a/會議記錄/2025.07.25.docx
+++ b/會議記錄/2025.07.25.docx
@@ -109,44 +109,74 @@
           <w:numId w:val="1"/>
         </w:numPr>
         <w:contextualSpacing w:val="0"/>
-      </w:pPr>
-      <w:r>
-        <w:rPr>
-          <w:rFonts w:hint="eastAsia"/>
+        <w:rPr>
+          <w:color w:val="0F4761" w:themeColor="accent1" w:themeShade="BF"/>
+        </w:rPr>
+      </w:pPr>
+      <w:r>
+        <w:rPr>
+          <w:rFonts w:hint="eastAsia"/>
+          <w:color w:val="0F4761" w:themeColor="accent1" w:themeShade="BF"/>
         </w:rPr>
         <w:t>拒絕後回信部分</w:t>
       </w:r>
     </w:p>
     <w:p>
-      <w:r>
-        <w:rPr>
-          <w:rFonts w:hint="eastAsia"/>
+      <w:pPr>
+        <w:rPr>
+          <w:color w:val="0F4761" w:themeColor="accent1" w:themeShade="BF"/>
+        </w:rPr>
+      </w:pPr>
+      <w:r>
+        <w:rPr>
+          <w:rFonts w:hint="eastAsia"/>
+          <w:color w:val="0F4761" w:themeColor="accent1" w:themeShade="BF"/>
         </w:rPr>
         <w:t xml:space="preserve">    (</w:t>
       </w:r>
       <w:r>
         <w:rPr>
           <w:rFonts w:hint="eastAsia"/>
+          <w:color w:val="0F4761" w:themeColor="accent1" w:themeShade="BF"/>
         </w:rPr>
         <w:t>資料庫</w:t>
       </w:r>
       <w:r>
         <w:rPr>
           <w:rFonts w:hint="eastAsia"/>
+          <w:color w:val="0F4761" w:themeColor="accent1" w:themeShade="BF"/>
         </w:rPr>
         <w:t>,</w:t>
       </w:r>
       <w:r>
         <w:rPr>
           <w:rFonts w:hint="eastAsia"/>
+          <w:color w:val="0F4761" w:themeColor="accent1" w:themeShade="BF"/>
         </w:rPr>
         <w:t>連結部分要改</w:t>
       </w:r>
       <w:r>
         <w:rPr>
           <w:rFonts w:hint="eastAsia"/>
-        </w:rPr>
-        <w:t xml:space="preserve">  gmail???)</w:t>
+          <w:color w:val="0F4761" w:themeColor="accent1" w:themeShade="BF"/>
+        </w:rPr>
+        <w:t xml:space="preserve">  </w:t>
+      </w:r>
+      <w:proofErr w:type="spellStart"/>
+      <w:r>
+        <w:rPr>
+          <w:rFonts w:hint="eastAsia"/>
+          <w:color w:val="0F4761" w:themeColor="accent1" w:themeShade="BF"/>
+        </w:rPr>
+        <w:t>gmail</w:t>
+      </w:r>
+      <w:proofErr w:type="spellEnd"/>
+      <w:r>
+        <w:rPr>
+          <w:rFonts w:hint="eastAsia"/>
+          <w:color w:val="0F4761" w:themeColor="accent1" w:themeShade="BF"/>
+        </w:rPr>
+        <w:t>???)</w:t>
       </w:r>
     </w:p>
     <w:p>
@@ -614,13 +644,7 @@
         <w:rPr>
           <w:rFonts w:hint="eastAsia"/>
         </w:rPr>
-        <w:t>處</w:t>
-      </w:r>
-      <w:r>
-        <w:rPr>
-          <w:rFonts w:hint="eastAsia"/>
-        </w:rPr>
-        <w:t>變更最近警局的警局圖示</w:t>
+        <w:t>處變更最近警局的警局圖示</w:t>
       </w:r>
     </w:p>
     <w:p>
@@ -638,13 +662,7 @@
         <w:rPr>
           <w:rFonts w:hint="eastAsia"/>
         </w:rPr>
-        <w:t>處</w:t>
-      </w:r>
-      <w:r>
-        <w:rPr>
-          <w:rFonts w:hint="eastAsia"/>
-        </w:rPr>
-        <w:t>變更最近警局的</w:t>
+        <w:t>處變更最近警局的</w:t>
       </w:r>
       <w:r>
         <w:rPr>
@@ -700,12 +718,14 @@
         </w:rPr>
         <w:t>將名稱跟</w:t>
       </w:r>
+      <w:proofErr w:type="spellStart"/>
       <w:r>
         <w:rPr>
           <w:rFonts w:hint="eastAsia"/>
         </w:rPr>
         <w:t>gmail</w:t>
       </w:r>
+      <w:proofErr w:type="spellEnd"/>
       <w:r>
         <w:rPr>
           <w:rFonts w:hint="eastAsia"/>
